--- a/Bao_cao_RNN_tieng_Viet.docx
+++ b/Bao_cao_RNN_tieng_Viet.docx
@@ -5855,14 +5855,6 @@
       </w:r>
     </w:p>
     <w:p>
-      <w:r>
-        <w:rPr>
-          <w:color w:val="000000"/>
-        </w:rPr>
-        <w:t>Các thông số được ghi là “dự kiến” thuộc phương án thiết kế ban đầu. Ký hiệu [CHỜ KẾT QUẢ] và [CHỜ] đánh dấu những vị trí sẽ được hoàn thiện bằng số liệu hoặc bằng chứng thực nghiệm.</w:t>
-      </w:r>
-    </w:p>
-    <w:p>
       <w:pPr>
         <w:pStyle w:val="Heading1"/>
         <w:pageBreakBefore/>
@@ -6271,21 +6263,15 @@
         <w:rPr>
           <w:color w:val="000000"/>
         </w:rPr>
-        <w:t xml:space="preserve">Khoảng trắng trong tiếng Việt thường phân tách âm tiết, trong khi một từ có thể gồm nhiều âm tiết. Ví dụ, “sinh viên” gồm hai đơn vị khi tách theo khoảng trắng. Báo cáo gọi mỗi đơn vị sau khi tách là một token để phân biệt với khái niệm </w:t>
-      </w:r>
+        <w:t>Khoảng trắng trong tiếng Việt thường phân tách âm tiết, trong khi một từ có thể gồm nhiều âm tiết. Ví dụ, “sinh viên” gồm hai đơn vị khi tách theo khoảng trắng. Báo cáo gọi mỗi đơn vị sau khi tách là một token để phân biệt với khái niệm từ hoàn chỉnh. Khi sử dụng cách tách này, mô hình phải học thêm quan hệ giữa các token liên tiếp.</w:t>
+      </w:r>
+    </w:p>
+    <w:p>
       <w:r>
         <w:rPr>
           <w:color w:val="000000"/>
         </w:rPr>
         <w:lastRenderedPageBreak/>
-        <w:t>từ hoàn chỉnh. Khi sử dụng cách tách này, mô hình phải học thêm quan hệ giữa các token liên tiếp.</w:t>
-      </w:r>
-    </w:p>
-    <w:p>
-      <w:r>
-        <w:rPr>
-          <w:color w:val="000000"/>
-        </w:rPr>
         <w:t>Từ phủ định như “không”, “chưa” và “chẳng” có thể làm thay đổi sắc thái của cụm từ phía sau. Việc xóa chúng sẽ làm mất thông tin cần thiết cho phân loại. Bên cạnh đó, viết tắt, lỗi chính tả và cách diễn đạt mới có thể tạo ra những token chưa xuất hiện trong từ vựng huấn luyện, gọi là OOV.</w:t>
       </w:r>
     </w:p>
@@ -6399,24 +6385,24 @@
         <w:rPr>
           <w:rFonts w:ascii="Times New Roman" w:eastAsia="Times New Roman" w:hAnsi="Times New Roman"/>
         </w:rPr>
+        <w:t>1.4 Biểu diễn văn bản bằng Embedding</w:t>
+      </w:r>
+      <w:bookmarkEnd w:id="13"/>
+    </w:p>
+    <w:p>
+      <w:r>
+        <w:rPr>
+          <w:color w:val="000000"/>
+        </w:rPr>
+        <w:t>Mạng nơ-ron cần dữ liệu số để thực hiện tính toán. Vì vậy, mỗi token trước hết được gán một chỉ số trong từ vựng. Chỉ số chỉ có vai trò định danh: token mang chỉ số 20 không có ý nghĩa lớn gấp đôi token mang chỉ số 10.</w:t>
+      </w:r>
+    </w:p>
+    <w:p>
+      <w:r>
+        <w:rPr>
+          <w:color w:val="000000"/>
+        </w:rPr>
         <w:lastRenderedPageBreak/>
-        <w:t>1.4 Biểu diễn văn bản bằng Embedding</w:t>
-      </w:r>
-      <w:bookmarkEnd w:id="13"/>
-    </w:p>
-    <w:p>
-      <w:r>
-        <w:rPr>
-          <w:color w:val="000000"/>
-        </w:rPr>
-        <w:t>Mạng nơ-ron cần dữ liệu số để thực hiện tính toán. Vì vậy, mỗi token trước hết được gán một chỉ số trong từ vựng. Chỉ số chỉ có vai trò định danh: token mang chỉ số 20 không có ý nghĩa lớn gấp đôi token mang chỉ số 10.</w:t>
-      </w:r>
-    </w:p>
-    <w:p>
-      <w:r>
-        <w:rPr>
-          <w:color w:val="000000"/>
-        </w:rPr>
         <w:t>Embedding chuyển chỉ số thành một vector gồm các giá trị thực. Gọi E là ma trận Embedding có V hàng và d cột, trong đó V là số hàng của bảng từ vựng và d là số chiều vector. Với token ở vị trí t có chỉ số iₜ, vector đưa vào RNN là:</w:t>
       </w:r>
     </w:p>
@@ -6968,15 +6954,15 @@
         <w:rPr>
           <w:color w:val="000000"/>
         </w:rPr>
+        <w:t>Nếu xₜ có d chiều và hₜ có H chiều, kích thước của Wₓₕ là H × d, Wₕₕ là H × H và bₕ có H phần tử. Một thư viện có thể lưu ma trận theo hướng chuyển vị so với quy ước này; ý nghĩa của phép cập nhật vẫn giống nhau khi các kích thước được sử dụng nhất quán [3].</w:t>
+      </w:r>
+    </w:p>
+    <w:p>
+      <w:r>
+        <w:rPr>
+          <w:color w:val="000000"/>
+        </w:rPr>
         <w:lastRenderedPageBreak/>
-        <w:t>Nếu xₜ có d chiều và hₜ có H chiều, kích thước của Wₓₕ là H × d, Wₕₕ là H × H và bₕ có H phần tử. Một thư viện có thể lưu ma trận theo hướng chuyển vị so với quy ước này; ý nghĩa của phép cập nhật vẫn giống nhau khi các kích thước được sử dụng nhất quán [3].</w:t>
-      </w:r>
-    </w:p>
-    <w:p>
-      <w:r>
-        <w:rPr>
-          <w:color w:val="000000"/>
-        </w:rPr>
         <w:t>Có thể hình dung cơ chế này qua câu “bài giảng không dễ hiểu”. Khi đọc đến “không”, RNN cập nhật trạng thái bằng thông tin phủ định. Trạng thái đó tiếp tục tham gia xử lý các token “dễ” và “hiểu”, tạo điều kiện để mô hình học quan hệ giữa chúng. Khả năng nhận ra quan hệ trong thực tế được hình thành qua huấn luyện, không được quy định sẵn bằng một luật ngôn ngữ.</w:t>
       </w:r>
     </w:p>
@@ -7501,7 +7487,6 @@
         <w:rPr>
           <w:color w:val="000000"/>
         </w:rPr>
-        <w:lastRenderedPageBreak/>
         <w:t>Ví dụ minh họa, nếu phân bố theo thứ tự tiêu cực, trung lập, tích cực là (0,10; 0,20; 0,70), quy tắc trên chọn lớp tích cực. Đây là ví dụ giải thích cách đọc đầu ra. Xác suất cao phản ánh lựa chọn của mô hình, còn độ chính xác của lựa chọn phải được đánh giá bằng dữ liệu có nhãn.</w:t>
       </w:r>
     </w:p>
@@ -7516,6 +7501,7 @@
         <w:rPr>
           <w:rFonts w:ascii="Times New Roman" w:eastAsia="Times New Roman" w:hAnsi="Times New Roman"/>
         </w:rPr>
+        <w:lastRenderedPageBreak/>
         <w:t>1.7 Loss function và cross entropy</w:t>
       </w:r>
       <w:bookmarkEnd w:id="16"/>
@@ -7533,7 +7519,21 @@
         <w:rPr>
           <w:color w:val="000000"/>
         </w:rPr>
-        <w:t>Với một batch gồm B mẫu, gọi pᵢ,ᵧᵢ là xác suất mà mô hình gán cho nhãn đúng của mẫu i. Loss trung bình của batch được tính như sau:</w:t>
+        <w:t xml:space="preserve">Với một batch gồm B mẫu, gọi </w:t>
+      </w:r>
+      <w:proofErr w:type="gramStart"/>
+      <w:r>
+        <w:rPr>
+          <w:color w:val="000000"/>
+        </w:rPr>
+        <w:t>pᵢ,ᵧ</w:t>
+      </w:r>
+      <w:proofErr w:type="gramEnd"/>
+      <w:r>
+        <w:rPr>
+          <w:color w:val="000000"/>
+        </w:rPr>
+        <w:t>ᵢ là xác suất mà mô hình gán cho nhãn đúng của mẫu i. Loss trung bình của batch được tính như sau:</w:t>
       </w:r>
     </w:p>
     <w:p>
@@ -7781,7 +7781,6 @@
         <w:rPr>
           <w:color w:val="000000"/>
         </w:rPr>
-        <w:lastRenderedPageBreak/>
         <w:t>Để diễn giải, xét loss của một mẫu và gọi δₜ là đạo hàm của loss theo aₜ. Với cấu trúc Many-to-One, khi loss chỉ được tính ở đầu ra cuối và các bước padding đã được bỏ qua, ta có:</w:t>
       </w:r>
     </w:p>
@@ -8269,6 +8268,7 @@
         <w:rPr>
           <w:color w:val="000000"/>
         </w:rPr>
+        <w:lastRenderedPageBreak/>
         <w:t>Trong công thức (1.8), y là vector one-hot của nhãn đúng và p là vector xác suất dự đoán. Ký hiệu nhân trong vòng tròn biểu thị phép nhân theo từng phần tử. Thành phần chứa trạng thái ẩn trong công thức này xuất phát từ đạo hàm của tanh. Công thức (1.9) cho thấy gradient ở bước t được tính từ gradient của bước t + 1.</w:t>
       </w:r>
     </w:p>
@@ -9068,7 +9068,6 @@
         <w:rPr>
           <w:color w:val="000000"/>
         </w:rPr>
-        <w:lastRenderedPageBreak/>
         <w:t>Gradient clipping giới hạn độ lớn của gradient trước khi cập nhật. Với vector gradient g và ngưỡng dương τ, một cách clipping theo chuẩn của toàn vector là:</w:t>
       </w:r>
     </w:p>
@@ -9318,6 +9317,7 @@
         <w:rPr>
           <w:color w:val="000000"/>
         </w:rPr>
+        <w:lastRenderedPageBreak/>
         <w:t>Nếu chuẩn của g không vượt τ, gradient được giữ nguyên; nếu vượt, gradient được thu nhỏ về ngưỡng. Với g bằng vector 0, kết quả vẫn là vector 0. Cách làm này hỗ trợ kiểm soát exploding gradient nhưng không khắc phục vanishing gradient. Khi sử dụng clipping, cấu hình thực nghiệm cần ghi rõ ngưỡng và cách áp dụng, vì clipping từng tensor khác với clipping toàn bộ gradient.</w:t>
       </w:r>
     </w:p>
@@ -9380,14 +9380,7 @@
         <w:rPr>
           <w:color w:val="000000"/>
         </w:rPr>
-        <w:t xml:space="preserve">Accuracy cho biết tỷ lệ dự đoán đúng trên toàn bộ tập đánh giá. Tuy nhiên, nếu một lớp có nhiều mẫu hơn các lớp còn lại, Accuracy có thể chưa thể hiện rõ </w:t>
-      </w:r>
-      <w:r>
-        <w:rPr>
-          <w:color w:val="000000"/>
-        </w:rPr>
-        <w:lastRenderedPageBreak/>
-        <w:t>chất lượng của từng lớp. Vì vậy, đồ án sử dụng thêm Precision, Recall, F1 và Macro-F1 [9].</w:t>
+        <w:t>Accuracy cho biết tỷ lệ dự đoán đúng trên toàn bộ tập đánh giá. Tuy nhiên, nếu một lớp có nhiều mẫu hơn các lớp còn lại, Accuracy có thể chưa thể hiện rõ chất lượng của từng lớp. Vì vậy, đồ án sử dụng thêm Precision, Recall, F1 và Macro-F1 [9].</w:t>
       </w:r>
     </w:p>
     <w:p>
@@ -10237,24 +10230,24 @@
         <w:rPr>
           <w:rFonts w:ascii="Times New Roman" w:eastAsia="Times New Roman" w:hAnsi="Times New Roman"/>
         </w:rPr>
+        <w:t>1.12 Baseline và các hướng mở rộng</w:t>
+      </w:r>
+      <w:bookmarkEnd w:id="21"/>
+    </w:p>
+    <w:p>
+      <w:r>
+        <w:rPr>
+          <w:color w:val="000000"/>
+        </w:rPr>
+        <w:t>Baseline là mô hình đối chứng giúp xác định mức kết quả ban đầu cho bài toán. Một baseline đơn giản luôn chọn lớp xuất hiện nhiều nhất trong Train. Phương án TF-IDF kết hợp Logistic Regression cung cấp thêm đối chứng dựa trên biểu diễn thống kê của văn bản.</w:t>
+      </w:r>
+    </w:p>
+    <w:p>
+      <w:r>
+        <w:rPr>
+          <w:color w:val="000000"/>
+        </w:rPr>
         <w:lastRenderedPageBreak/>
-        <w:t>1.12 Baseline và các hướng mở rộng</w:t>
-      </w:r>
-      <w:bookmarkEnd w:id="21"/>
-    </w:p>
-    <w:p>
-      <w:r>
-        <w:rPr>
-          <w:color w:val="000000"/>
-        </w:rPr>
-        <w:t>Baseline là mô hình đối chứng giúp xác định mức kết quả ban đầu cho bài toán. Một baseline đơn giản luôn chọn lớp xuất hiện nhiều nhất trong Train. Phương án TF-IDF kết hợp Logistic Regression cung cấp thêm đối chứng dựa trên biểu diễn thống kê của văn bản.</w:t>
-      </w:r>
-    </w:p>
-    <w:p>
-      <w:r>
-        <w:rPr>
-          <w:color w:val="000000"/>
-        </w:rPr>
         <w:t>GRU và LSTM là các biến thể RNN sử dụng cơ chế cổng để điều khiển việc giữ hoặc cập nhật thông tin. Chúng được xem là hướng mở rộng khi cần nghiên cứu quan hệ dài hơn trong chuỗi. Việc lựa chọn mô hình phù hợp vẫn cần dựa trên thực nghiệm với cùng dữ liệu và cùng cách đánh giá.</w:t>
       </w:r>
     </w:p>
@@ -10923,7 +10916,21 @@
         <w:rPr>
           <w:color w:val="000000"/>
         </w:rPr>
-        <w:t xml:space="preserve">Dấu câu được xử lý bằng cách thay các ký hiệu đã chọn thành khoảng trắng rồi rút gọn khoảng trắng lần nữa. Ví dụ, “tốt,nhưng” được tách thành hai đơn vị thay vì bị nối thành “tốtnhưng”. Quy tắc này cần được áp dụng đồng nhất; cấu hình </w:t>
+        <w:t>Dấu câu được xử lý bằng cách thay các ký hiệu đã chọn thành khoảng trắng rồi rút gọn khoảng trắng lần nữa. Ví dụ, “</w:t>
+      </w:r>
+      <w:proofErr w:type="gramStart"/>
+      <w:r>
+        <w:rPr>
+          <w:color w:val="000000"/>
+        </w:rPr>
+        <w:t>tốt,nhưng</w:t>
+      </w:r>
+      <w:proofErr w:type="gramEnd"/>
+      <w:r>
+        <w:rPr>
+          <w:color w:val="000000"/>
+        </w:rPr>
+        <w:t xml:space="preserve">” được tách thành hai đơn vị thay vì bị nối thành “tốtnhưng”. Quy tắc này cần được áp dụng đồng nhất; cấu hình </w:t>
       </w:r>
       <w:r>
         <w:rPr>
@@ -12761,8 +12768,17 @@
                 <w:color w:val="000000"/>
                 <w:sz w:val="23"/>
               </w:rPr>
-              <w:t>60 token</w:t>
-            </w:r>
+              <w:t xml:space="preserve">60 </w:t>
+            </w:r>
+            <w:proofErr w:type="gramStart"/>
+            <w:r>
+              <w:rPr>
+                <w:color w:val="000000"/>
+                <w:sz w:val="23"/>
+              </w:rPr>
+              <w:t>token</w:t>
+            </w:r>
+            <w:proofErr w:type="gramEnd"/>
           </w:p>
         </w:tc>
       </w:tr>
@@ -13237,21 +13253,15 @@
         <w:rPr>
           <w:color w:val="000000"/>
         </w:rPr>
-        <w:t xml:space="preserve">Trong một lần huấn luyện, Validation loss được dùng để chọn checkpoint. Nếu khảo sát nhiều cấu hình, nhóm có thể so sánh Macro-F1 trên Validation của các </w:t>
-      </w:r>
+        <w:t>Trong một lần huấn luyện, Validation loss được dùng để chọn checkpoint. Nếu khảo sát nhiều cấu hình, nhóm có thể so sánh Macro-F1 trên Validation của các checkpoint tương ứng. Như vậy, việc chọn thời điểm dừng và việc chọn cấu hình là hai bước riêng, cùng được thực hiện trước khi đánh giá Test.</w:t>
+      </w:r>
+    </w:p>
+    <w:p>
       <w:r>
         <w:rPr>
           <w:color w:val="000000"/>
         </w:rPr>
         <w:lastRenderedPageBreak/>
-        <w:t>checkpoint tương ứng. Như vậy, việc chọn thời điểm dừng và việc chọn cấu hình là hai bước riêng, cùng được thực hiện trước khi đánh giá Test.</w:t>
-      </w:r>
-    </w:p>
-    <w:p>
-      <w:r>
-        <w:rPr>
-          <w:color w:val="000000"/>
-        </w:rPr>
         <w:t>Cấu hình khởi đầu chưa sử dụng dropout hoặc class weighting. Nếu dữ liệu mất cân bằng, trọng số lớp có thể được tính từ Train và đánh giá tác động trên Validation. Các thay đổi về chiều dài chuỗi, số chiều trạng thái hoặc cách regularization sẽ được ghi thành những cấu hình riêng.</w:t>
       </w:r>
     </w:p>
@@ -13858,451 +13868,6 @@
       </w:r>
       <w:bookmarkEnd w:id="43"/>
     </w:p>
-    <w:tbl>
-      <w:tblPr>
-        <w:tblW w:w="0" w:type="auto"/>
-        <w:jc w:val="center"/>
-        <w:tblBorders>
-          <w:top w:val="single" w:sz="4" w:space="0" w:color="BFBFBF"/>
-          <w:left w:val="single" w:sz="4" w:space="0" w:color="BFBFBF"/>
-          <w:bottom w:val="single" w:sz="4" w:space="0" w:color="BFBFBF"/>
-          <w:right w:val="single" w:sz="4" w:space="0" w:color="BFBFBF"/>
-          <w:insideH w:val="single" w:sz="4" w:space="0" w:color="BFBFBF"/>
-          <w:insideV w:val="single" w:sz="4" w:space="0" w:color="BFBFBF"/>
-        </w:tblBorders>
-        <w:tblLayout w:type="fixed"/>
-        <w:tblCellMar>
-          <w:top w:w="80" w:type="dxa"/>
-          <w:left w:w="80" w:type="dxa"/>
-          <w:bottom w:w="80" w:type="dxa"/>
-          <w:right w:w="80" w:type="dxa"/>
-        </w:tblCellMar>
-        <w:tblLook w:val="04A0" w:firstRow="1" w:lastRow="0" w:firstColumn="1" w:lastColumn="0" w:noHBand="0" w:noVBand="1"/>
-      </w:tblPr>
-      <w:tblGrid>
-        <w:gridCol w:w="3866"/>
-        <w:gridCol w:w="4921"/>
-      </w:tblGrid>
-      <w:tr>
-        <w:trPr>
-          <w:cantSplit/>
-          <w:tblHeader/>
-          <w:jc w:val="center"/>
-        </w:trPr>
-        <w:tc>
-          <w:tcPr>
-            <w:tcW w:w="3866" w:type="dxa"/>
-            <w:shd w:val="clear" w:color="auto" w:fill="EEEEEE"/>
-            <w:vAlign w:val="center"/>
-          </w:tcPr>
-          <w:p>
-            <w:pPr>
-              <w:spacing w:before="20" w:after="20" w:line="259" w:lineRule="auto"/>
-              <w:ind w:firstLine="0"/>
-              <w:jc w:val="left"/>
-            </w:pPr>
-            <w:r>
-              <w:rPr>
-                <w:b/>
-                <w:color w:val="000000"/>
-                <w:sz w:val="23"/>
-              </w:rPr>
-              <w:t>Thành phần</w:t>
-            </w:r>
-          </w:p>
-        </w:tc>
-        <w:tc>
-          <w:tcPr>
-            <w:tcW w:w="4921" w:type="dxa"/>
-            <w:shd w:val="clear" w:color="auto" w:fill="EEEEEE"/>
-            <w:vAlign w:val="center"/>
-          </w:tcPr>
-          <w:p>
-            <w:pPr>
-              <w:spacing w:before="20" w:after="20" w:line="259" w:lineRule="auto"/>
-              <w:ind w:firstLine="0"/>
-              <w:jc w:val="left"/>
-            </w:pPr>
-            <w:r>
-              <w:rPr>
-                <w:b/>
-                <w:color w:val="000000"/>
-                <w:sz w:val="23"/>
-              </w:rPr>
-              <w:t>Thông tin của lần chạy</w:t>
-            </w:r>
-          </w:p>
-        </w:tc>
-      </w:tr>
-      <w:tr>
-        <w:trPr>
-          <w:cantSplit/>
-          <w:jc w:val="center"/>
-        </w:trPr>
-        <w:tc>
-          <w:tcPr>
-            <w:tcW w:w="3866" w:type="dxa"/>
-            <w:vAlign w:val="center"/>
-          </w:tcPr>
-          <w:p>
-            <w:pPr>
-              <w:spacing w:before="20" w:after="20" w:line="259" w:lineRule="auto"/>
-              <w:ind w:firstLine="0"/>
-              <w:jc w:val="left"/>
-            </w:pPr>
-            <w:r>
-              <w:rPr>
-                <w:color w:val="000000"/>
-                <w:sz w:val="23"/>
-              </w:rPr>
-              <w:t>Nền tảng và hệ điều hành</w:t>
-            </w:r>
-          </w:p>
-        </w:tc>
-        <w:tc>
-          <w:tcPr>
-            <w:tcW w:w="4921" w:type="dxa"/>
-            <w:vAlign w:val="center"/>
-          </w:tcPr>
-          <w:p>
-            <w:pPr>
-              <w:spacing w:before="20" w:after="20" w:line="259" w:lineRule="auto"/>
-              <w:ind w:firstLine="0"/>
-              <w:jc w:val="left"/>
-            </w:pPr>
-            <w:r>
-              <w:rPr>
-                <w:color w:val="000000"/>
-                <w:sz w:val="23"/>
-              </w:rPr>
-              <w:t>[CHỜ KẾT QUẢ]</w:t>
-            </w:r>
-          </w:p>
-        </w:tc>
-      </w:tr>
-      <w:tr>
-        <w:trPr>
-          <w:cantSplit/>
-          <w:jc w:val="center"/>
-        </w:trPr>
-        <w:tc>
-          <w:tcPr>
-            <w:tcW w:w="3866" w:type="dxa"/>
-            <w:vAlign w:val="center"/>
-          </w:tcPr>
-          <w:p>
-            <w:pPr>
-              <w:spacing w:before="20" w:after="20" w:line="259" w:lineRule="auto"/>
-              <w:ind w:firstLine="0"/>
-              <w:jc w:val="left"/>
-            </w:pPr>
-            <w:r>
-              <w:rPr>
-                <w:color w:val="000000"/>
-                <w:sz w:val="23"/>
-              </w:rPr>
-              <w:t>CPU, GPU và RAM</w:t>
-            </w:r>
-          </w:p>
-        </w:tc>
-        <w:tc>
-          <w:tcPr>
-            <w:tcW w:w="4921" w:type="dxa"/>
-            <w:vAlign w:val="center"/>
-          </w:tcPr>
-          <w:p>
-            <w:pPr>
-              <w:spacing w:before="20" w:after="20" w:line="259" w:lineRule="auto"/>
-              <w:ind w:firstLine="0"/>
-              <w:jc w:val="left"/>
-            </w:pPr>
-            <w:r>
-              <w:rPr>
-                <w:color w:val="000000"/>
-                <w:sz w:val="23"/>
-              </w:rPr>
-              <w:t>[CHỜ KẾT QUẢ]</w:t>
-            </w:r>
-          </w:p>
-        </w:tc>
-      </w:tr>
-      <w:tr>
-        <w:trPr>
-          <w:cantSplit/>
-          <w:jc w:val="center"/>
-        </w:trPr>
-        <w:tc>
-          <w:tcPr>
-            <w:tcW w:w="3866" w:type="dxa"/>
-            <w:vAlign w:val="center"/>
-          </w:tcPr>
-          <w:p>
-            <w:pPr>
-              <w:spacing w:before="20" w:after="20" w:line="259" w:lineRule="auto"/>
-              <w:ind w:firstLine="0"/>
-              <w:jc w:val="left"/>
-            </w:pPr>
-            <w:r>
-              <w:rPr>
-                <w:color w:val="000000"/>
-                <w:sz w:val="23"/>
-              </w:rPr>
-              <w:t>Phiên bản Python</w:t>
-            </w:r>
-          </w:p>
-        </w:tc>
-        <w:tc>
-          <w:tcPr>
-            <w:tcW w:w="4921" w:type="dxa"/>
-            <w:vAlign w:val="center"/>
-          </w:tcPr>
-          <w:p>
-            <w:pPr>
-              <w:spacing w:before="20" w:after="20" w:line="259" w:lineRule="auto"/>
-              <w:ind w:firstLine="0"/>
-              <w:jc w:val="left"/>
-            </w:pPr>
-            <w:r>
-              <w:rPr>
-                <w:color w:val="000000"/>
-                <w:sz w:val="23"/>
-              </w:rPr>
-              <w:t>[CHỜ KẾT QUẢ]</w:t>
-            </w:r>
-          </w:p>
-        </w:tc>
-      </w:tr>
-      <w:tr>
-        <w:trPr>
-          <w:cantSplit/>
-          <w:jc w:val="center"/>
-        </w:trPr>
-        <w:tc>
-          <w:tcPr>
-            <w:tcW w:w="3866" w:type="dxa"/>
-            <w:vAlign w:val="center"/>
-          </w:tcPr>
-          <w:p>
-            <w:pPr>
-              <w:spacing w:before="20" w:after="20" w:line="259" w:lineRule="auto"/>
-              <w:ind w:firstLine="0"/>
-              <w:jc w:val="left"/>
-            </w:pPr>
-            <w:r>
-              <w:rPr>
-                <w:color w:val="000000"/>
-                <w:sz w:val="23"/>
-              </w:rPr>
-              <w:t>Phiên bản TensorFlow và Keras</w:t>
-            </w:r>
-          </w:p>
-        </w:tc>
-        <w:tc>
-          <w:tcPr>
-            <w:tcW w:w="4921" w:type="dxa"/>
-            <w:vAlign w:val="center"/>
-          </w:tcPr>
-          <w:p>
-            <w:pPr>
-              <w:spacing w:before="20" w:after="20" w:line="259" w:lineRule="auto"/>
-              <w:ind w:firstLine="0"/>
-              <w:jc w:val="left"/>
-            </w:pPr>
-            <w:r>
-              <w:rPr>
-                <w:color w:val="000000"/>
-                <w:sz w:val="23"/>
-              </w:rPr>
-              <w:t>[CHỜ KẾT QUẢ]</w:t>
-            </w:r>
-          </w:p>
-        </w:tc>
-      </w:tr>
-      <w:tr>
-        <w:trPr>
-          <w:cantSplit/>
-          <w:jc w:val="center"/>
-        </w:trPr>
-        <w:tc>
-          <w:tcPr>
-            <w:tcW w:w="3866" w:type="dxa"/>
-            <w:vAlign w:val="center"/>
-          </w:tcPr>
-          <w:p>
-            <w:pPr>
-              <w:spacing w:before="20" w:after="20" w:line="259" w:lineRule="auto"/>
-              <w:ind w:firstLine="0"/>
-              <w:jc w:val="left"/>
-            </w:pPr>
-            <w:r>
-              <w:rPr>
-                <w:color w:val="000000"/>
-                <w:sz w:val="23"/>
-              </w:rPr>
-              <w:t>Phiên bản thư viện đánh giá</w:t>
-            </w:r>
-          </w:p>
-        </w:tc>
-        <w:tc>
-          <w:tcPr>
-            <w:tcW w:w="4921" w:type="dxa"/>
-            <w:vAlign w:val="center"/>
-          </w:tcPr>
-          <w:p>
-            <w:pPr>
-              <w:spacing w:before="20" w:after="20" w:line="259" w:lineRule="auto"/>
-              <w:ind w:firstLine="0"/>
-              <w:jc w:val="left"/>
-            </w:pPr>
-            <w:r>
-              <w:rPr>
-                <w:color w:val="000000"/>
-                <w:sz w:val="23"/>
-              </w:rPr>
-              <w:t>[CHỜ KẾT QUẢ]</w:t>
-            </w:r>
-          </w:p>
-        </w:tc>
-      </w:tr>
-      <w:tr>
-        <w:trPr>
-          <w:cantSplit/>
-          <w:jc w:val="center"/>
-        </w:trPr>
-        <w:tc>
-          <w:tcPr>
-            <w:tcW w:w="3866" w:type="dxa"/>
-            <w:vAlign w:val="center"/>
-          </w:tcPr>
-          <w:p>
-            <w:pPr>
-              <w:spacing w:before="20" w:after="20" w:line="259" w:lineRule="auto"/>
-              <w:ind w:firstLine="0"/>
-              <w:jc w:val="left"/>
-            </w:pPr>
-            <w:r>
-              <w:rPr>
-                <w:color w:val="000000"/>
-                <w:sz w:val="23"/>
-              </w:rPr>
-              <w:t>Seed và chế độ tính toán</w:t>
-            </w:r>
-          </w:p>
-        </w:tc>
-        <w:tc>
-          <w:tcPr>
-            <w:tcW w:w="4921" w:type="dxa"/>
-            <w:vAlign w:val="center"/>
-          </w:tcPr>
-          <w:p>
-            <w:pPr>
-              <w:spacing w:before="20" w:after="20" w:line="259" w:lineRule="auto"/>
-              <w:ind w:firstLine="0"/>
-              <w:jc w:val="left"/>
-            </w:pPr>
-            <w:r>
-              <w:rPr>
-                <w:color w:val="000000"/>
-                <w:sz w:val="23"/>
-              </w:rPr>
-              <w:t>[CHỜ KẾT QUẢ]</w:t>
-            </w:r>
-          </w:p>
-        </w:tc>
-      </w:tr>
-      <w:tr>
-        <w:trPr>
-          <w:cantSplit/>
-          <w:jc w:val="center"/>
-        </w:trPr>
-        <w:tc>
-          <w:tcPr>
-            <w:tcW w:w="3866" w:type="dxa"/>
-            <w:vAlign w:val="center"/>
-          </w:tcPr>
-          <w:p>
-            <w:pPr>
-              <w:spacing w:before="20" w:after="20" w:line="259" w:lineRule="auto"/>
-              <w:ind w:firstLine="0"/>
-              <w:jc w:val="left"/>
-            </w:pPr>
-            <w:r>
-              <w:rPr>
-                <w:color w:val="000000"/>
-                <w:sz w:val="23"/>
-              </w:rPr>
-              <w:t>Mã lần chạy và ngày chạy</w:t>
-            </w:r>
-          </w:p>
-        </w:tc>
-        <w:tc>
-          <w:tcPr>
-            <w:tcW w:w="4921" w:type="dxa"/>
-            <w:vAlign w:val="center"/>
-          </w:tcPr>
-          <w:p>
-            <w:pPr>
-              <w:spacing w:before="20" w:after="20" w:line="259" w:lineRule="auto"/>
-              <w:ind w:firstLine="0"/>
-              <w:jc w:val="left"/>
-            </w:pPr>
-            <w:r>
-              <w:rPr>
-                <w:color w:val="000000"/>
-                <w:sz w:val="23"/>
-              </w:rPr>
-              <w:t>[CHỜ KẾT QUẢ]</w:t>
-            </w:r>
-          </w:p>
-        </w:tc>
-      </w:tr>
-      <w:tr>
-        <w:trPr>
-          <w:cantSplit/>
-          <w:jc w:val="center"/>
-        </w:trPr>
-        <w:tc>
-          <w:tcPr>
-            <w:tcW w:w="3866" w:type="dxa"/>
-            <w:vAlign w:val="center"/>
-          </w:tcPr>
-          <w:p>
-            <w:pPr>
-              <w:spacing w:before="20" w:after="20" w:line="259" w:lineRule="auto"/>
-              <w:ind w:firstLine="0"/>
-              <w:jc w:val="left"/>
-            </w:pPr>
-            <w:r>
-              <w:rPr>
-                <w:color w:val="000000"/>
-                <w:sz w:val="23"/>
-              </w:rPr>
-              <w:t>Thời gian huấn luyện</w:t>
-            </w:r>
-          </w:p>
-        </w:tc>
-        <w:tc>
-          <w:tcPr>
-            <w:tcW w:w="4921" w:type="dxa"/>
-            <w:vAlign w:val="center"/>
-          </w:tcPr>
-          <w:p>
-            <w:pPr>
-              <w:spacing w:before="20" w:after="20" w:line="259" w:lineRule="auto"/>
-              <w:ind w:firstLine="0"/>
-              <w:jc w:val="left"/>
-            </w:pPr>
-            <w:r>
-              <w:rPr>
-                <w:color w:val="000000"/>
-                <w:sz w:val="23"/>
-              </w:rPr>
-              <w:t>[CHỜ KẾT QUẢ]</w:t>
-            </w:r>
-          </w:p>
-        </w:tc>
-      </w:tr>
-    </w:tbl>
     <w:p>
       <w:pPr>
         <w:spacing w:line="240" w:lineRule="auto"/>
@@ -14313,7 +13878,6 @@
         <w:rPr>
           <w:color w:val="000000"/>
         </w:rPr>
-        <w:lastRenderedPageBreak/>
         <w:t>Thông tin thiết bị và phiên bản phần mềm giúp giải thích điều kiện thực hiện và hỗ trợ chạy lại thí nghiệm. Thời gian huấn luyện được đo riêng với thời gian cài đặt, tải dữ liệu và suy luận để các phép so sánh có cùng ý nghĩa.</w:t>
       </w:r>
     </w:p>
@@ -14354,501 +13918,10 @@
       </w:r>
       <w:bookmarkEnd w:id="45"/>
     </w:p>
-    <w:tbl>
-      <w:tblPr>
-        <w:tblW w:w="0" w:type="auto"/>
-        <w:jc w:val="center"/>
-        <w:tblBorders>
-          <w:top w:val="single" w:sz="4" w:space="0" w:color="BFBFBF"/>
-          <w:left w:val="single" w:sz="4" w:space="0" w:color="BFBFBF"/>
-          <w:bottom w:val="single" w:sz="4" w:space="0" w:color="BFBFBF"/>
-          <w:right w:val="single" w:sz="4" w:space="0" w:color="BFBFBF"/>
-          <w:insideH w:val="single" w:sz="4" w:space="0" w:color="BFBFBF"/>
-          <w:insideV w:val="single" w:sz="4" w:space="0" w:color="BFBFBF"/>
-        </w:tblBorders>
-        <w:tblLayout w:type="fixed"/>
-        <w:tblCellMar>
-          <w:top w:w="80" w:type="dxa"/>
-          <w:left w:w="80" w:type="dxa"/>
-          <w:bottom w:w="80" w:type="dxa"/>
-          <w:right w:w="80" w:type="dxa"/>
-        </w:tblCellMar>
-        <w:tblLook w:val="04A0" w:firstRow="1" w:lastRow="0" w:firstColumn="1" w:lastColumn="0" w:noHBand="0" w:noVBand="1"/>
-      </w:tblPr>
-      <w:tblGrid>
-        <w:gridCol w:w="2373"/>
-        <w:gridCol w:w="1582"/>
-        <w:gridCol w:w="1582"/>
-        <w:gridCol w:w="1582"/>
-        <w:gridCol w:w="1670"/>
-      </w:tblGrid>
-      <w:tr>
-        <w:trPr>
-          <w:cantSplit/>
-          <w:tblHeader/>
-          <w:jc w:val="center"/>
-        </w:trPr>
-        <w:tc>
-          <w:tcPr>
-            <w:tcW w:w="2373" w:type="dxa"/>
-            <w:shd w:val="clear" w:color="auto" w:fill="EEEEEE"/>
-            <w:vAlign w:val="center"/>
-          </w:tcPr>
-          <w:p>
-            <w:pPr>
-              <w:keepNext/>
-              <w:spacing w:before="20" w:after="20" w:line="259" w:lineRule="auto"/>
-              <w:ind w:firstLine="0"/>
-              <w:jc w:val="left"/>
-            </w:pPr>
-            <w:r>
-              <w:rPr>
-                <w:b/>
-                <w:color w:val="000000"/>
-                <w:sz w:val="23"/>
-              </w:rPr>
-              <w:t>Tập</w:t>
-            </w:r>
-          </w:p>
-        </w:tc>
-        <w:tc>
-          <w:tcPr>
-            <w:tcW w:w="1582" w:type="dxa"/>
-            <w:shd w:val="clear" w:color="auto" w:fill="EEEEEE"/>
-            <w:vAlign w:val="center"/>
-          </w:tcPr>
-          <w:p>
-            <w:pPr>
-              <w:keepNext/>
-              <w:spacing w:before="20" w:after="20" w:line="259" w:lineRule="auto"/>
-              <w:ind w:firstLine="0"/>
-              <w:jc w:val="left"/>
-            </w:pPr>
-            <w:r>
-              <w:rPr>
-                <w:b/>
-                <w:color w:val="000000"/>
-                <w:sz w:val="23"/>
-              </w:rPr>
-              <w:t>Tiêu cực</w:t>
-            </w:r>
-          </w:p>
-        </w:tc>
-        <w:tc>
-          <w:tcPr>
-            <w:tcW w:w="1582" w:type="dxa"/>
-            <w:shd w:val="clear" w:color="auto" w:fill="EEEEEE"/>
-            <w:vAlign w:val="center"/>
-          </w:tcPr>
-          <w:p>
-            <w:pPr>
-              <w:keepNext/>
-              <w:spacing w:before="20" w:after="20" w:line="259" w:lineRule="auto"/>
-              <w:ind w:firstLine="0"/>
-              <w:jc w:val="left"/>
-            </w:pPr>
-            <w:r>
-              <w:rPr>
-                <w:b/>
-                <w:color w:val="000000"/>
-                <w:sz w:val="23"/>
-              </w:rPr>
-              <w:t>Trung lập</w:t>
-            </w:r>
-          </w:p>
-        </w:tc>
-        <w:tc>
-          <w:tcPr>
-            <w:tcW w:w="1582" w:type="dxa"/>
-            <w:shd w:val="clear" w:color="auto" w:fill="EEEEEE"/>
-            <w:vAlign w:val="center"/>
-          </w:tcPr>
-          <w:p>
-            <w:pPr>
-              <w:keepNext/>
-              <w:spacing w:before="20" w:after="20" w:line="259" w:lineRule="auto"/>
-              <w:ind w:firstLine="0"/>
-              <w:jc w:val="left"/>
-            </w:pPr>
-            <w:r>
-              <w:rPr>
-                <w:b/>
-                <w:color w:val="000000"/>
-                <w:sz w:val="23"/>
-              </w:rPr>
-              <w:t>Tích cực</w:t>
-            </w:r>
-          </w:p>
-        </w:tc>
-        <w:tc>
-          <w:tcPr>
-            <w:tcW w:w="1670" w:type="dxa"/>
-            <w:shd w:val="clear" w:color="auto" w:fill="EEEEEE"/>
-            <w:vAlign w:val="center"/>
-          </w:tcPr>
-          <w:p>
-            <w:pPr>
-              <w:keepNext/>
-              <w:spacing w:before="20" w:after="20" w:line="259" w:lineRule="auto"/>
-              <w:ind w:firstLine="0"/>
-              <w:jc w:val="left"/>
-            </w:pPr>
-            <w:r>
-              <w:rPr>
-                <w:b/>
-                <w:color w:val="000000"/>
-                <w:sz w:val="23"/>
-              </w:rPr>
-              <w:t>Tổng</w:t>
-            </w:r>
-          </w:p>
-        </w:tc>
-      </w:tr>
-      <w:tr>
-        <w:trPr>
-          <w:cantSplit/>
-          <w:jc w:val="center"/>
-        </w:trPr>
-        <w:tc>
-          <w:tcPr>
-            <w:tcW w:w="2373" w:type="dxa"/>
-            <w:vAlign w:val="center"/>
-          </w:tcPr>
-          <w:p>
-            <w:pPr>
-              <w:keepNext/>
-              <w:spacing w:before="20" w:after="20" w:line="259" w:lineRule="auto"/>
-              <w:ind w:firstLine="0"/>
-              <w:jc w:val="left"/>
-            </w:pPr>
-            <w:r>
-              <w:rPr>
-                <w:color w:val="000000"/>
-                <w:sz w:val="23"/>
-              </w:rPr>
-              <w:t>Train</w:t>
-            </w:r>
-          </w:p>
-        </w:tc>
-        <w:tc>
-          <w:tcPr>
-            <w:tcW w:w="1582" w:type="dxa"/>
-            <w:vAlign w:val="center"/>
-          </w:tcPr>
-          <w:p>
-            <w:pPr>
-              <w:keepNext/>
-              <w:spacing w:before="20" w:after="20" w:line="259" w:lineRule="auto"/>
-              <w:ind w:firstLine="0"/>
-              <w:jc w:val="center"/>
-            </w:pPr>
-            <w:r>
-              <w:rPr>
-                <w:color w:val="000000"/>
-                <w:sz w:val="23"/>
-              </w:rPr>
-              <w:t>[CHỜ]</w:t>
-            </w:r>
-          </w:p>
-        </w:tc>
-        <w:tc>
-          <w:tcPr>
-            <w:tcW w:w="1582" w:type="dxa"/>
-            <w:vAlign w:val="center"/>
-          </w:tcPr>
-          <w:p>
-            <w:pPr>
-              <w:keepNext/>
-              <w:spacing w:before="20" w:after="20" w:line="259" w:lineRule="auto"/>
-              <w:ind w:firstLine="0"/>
-              <w:jc w:val="center"/>
-            </w:pPr>
-            <w:r>
-              <w:rPr>
-                <w:color w:val="000000"/>
-                <w:sz w:val="23"/>
-              </w:rPr>
-              <w:t>[CHỜ]</w:t>
-            </w:r>
-          </w:p>
-        </w:tc>
-        <w:tc>
-          <w:tcPr>
-            <w:tcW w:w="1582" w:type="dxa"/>
-            <w:vAlign w:val="center"/>
-          </w:tcPr>
-          <w:p>
-            <w:pPr>
-              <w:keepNext/>
-              <w:spacing w:before="20" w:after="20" w:line="259" w:lineRule="auto"/>
-              <w:ind w:firstLine="0"/>
-              <w:jc w:val="center"/>
-            </w:pPr>
-            <w:r>
-              <w:rPr>
-                <w:color w:val="000000"/>
-                <w:sz w:val="23"/>
-              </w:rPr>
-              <w:t>[CHỜ]</w:t>
-            </w:r>
-          </w:p>
-        </w:tc>
-        <w:tc>
-          <w:tcPr>
-            <w:tcW w:w="1670" w:type="dxa"/>
-            <w:vAlign w:val="center"/>
-          </w:tcPr>
-          <w:p>
-            <w:pPr>
-              <w:keepNext/>
-              <w:spacing w:before="20" w:after="20" w:line="259" w:lineRule="auto"/>
-              <w:ind w:firstLine="0"/>
-              <w:jc w:val="center"/>
-            </w:pPr>
-            <w:r>
-              <w:rPr>
-                <w:color w:val="000000"/>
-                <w:sz w:val="23"/>
-              </w:rPr>
-              <w:t>[CHỜ]</w:t>
-            </w:r>
-          </w:p>
-        </w:tc>
-      </w:tr>
-      <w:tr>
-        <w:trPr>
-          <w:cantSplit/>
-          <w:jc w:val="center"/>
-        </w:trPr>
-        <w:tc>
-          <w:tcPr>
-            <w:tcW w:w="2373" w:type="dxa"/>
-            <w:vAlign w:val="center"/>
-          </w:tcPr>
-          <w:p>
-            <w:pPr>
-              <w:keepNext/>
-              <w:spacing w:before="20" w:after="20" w:line="259" w:lineRule="auto"/>
-              <w:ind w:firstLine="0"/>
-              <w:jc w:val="left"/>
-            </w:pPr>
-            <w:r>
-              <w:rPr>
-                <w:color w:val="000000"/>
-                <w:sz w:val="23"/>
-              </w:rPr>
-              <w:t>Validation</w:t>
-            </w:r>
-          </w:p>
-        </w:tc>
-        <w:tc>
-          <w:tcPr>
-            <w:tcW w:w="1582" w:type="dxa"/>
-            <w:vAlign w:val="center"/>
-          </w:tcPr>
-          <w:p>
-            <w:pPr>
-              <w:keepNext/>
-              <w:spacing w:before="20" w:after="20" w:line="259" w:lineRule="auto"/>
-              <w:ind w:firstLine="0"/>
-              <w:jc w:val="center"/>
-            </w:pPr>
-            <w:r>
-              <w:rPr>
-                <w:color w:val="000000"/>
-                <w:sz w:val="23"/>
-              </w:rPr>
-              <w:t>[CHỜ]</w:t>
-            </w:r>
-          </w:p>
-        </w:tc>
-        <w:tc>
-          <w:tcPr>
-            <w:tcW w:w="1582" w:type="dxa"/>
-            <w:vAlign w:val="center"/>
-          </w:tcPr>
-          <w:p>
-            <w:pPr>
-              <w:keepNext/>
-              <w:spacing w:before="20" w:after="20" w:line="259" w:lineRule="auto"/>
-              <w:ind w:firstLine="0"/>
-              <w:jc w:val="center"/>
-            </w:pPr>
-            <w:r>
-              <w:rPr>
-                <w:color w:val="000000"/>
-                <w:sz w:val="23"/>
-              </w:rPr>
-              <w:t>[CHỜ]</w:t>
-            </w:r>
-          </w:p>
-        </w:tc>
-        <w:tc>
-          <w:tcPr>
-            <w:tcW w:w="1582" w:type="dxa"/>
-            <w:vAlign w:val="center"/>
-          </w:tcPr>
-          <w:p>
-            <w:pPr>
-              <w:keepNext/>
-              <w:spacing w:before="20" w:after="20" w:line="259" w:lineRule="auto"/>
-              <w:ind w:firstLine="0"/>
-              <w:jc w:val="center"/>
-            </w:pPr>
-            <w:r>
-              <w:rPr>
-                <w:color w:val="000000"/>
-                <w:sz w:val="23"/>
-              </w:rPr>
-              <w:t>[CHỜ]</w:t>
-            </w:r>
-          </w:p>
-        </w:tc>
-        <w:tc>
-          <w:tcPr>
-            <w:tcW w:w="1670" w:type="dxa"/>
-            <w:vAlign w:val="center"/>
-          </w:tcPr>
-          <w:p>
-            <w:pPr>
-              <w:keepNext/>
-              <w:spacing w:before="20" w:after="20" w:line="259" w:lineRule="auto"/>
-              <w:ind w:firstLine="0"/>
-              <w:jc w:val="center"/>
-            </w:pPr>
-            <w:r>
-              <w:rPr>
-                <w:color w:val="000000"/>
-                <w:sz w:val="23"/>
-              </w:rPr>
-              <w:t>[CHỜ]</w:t>
-            </w:r>
-          </w:p>
-        </w:tc>
-      </w:tr>
-      <w:tr>
-        <w:trPr>
-          <w:cantSplit/>
-          <w:jc w:val="center"/>
-        </w:trPr>
-        <w:tc>
-          <w:tcPr>
-            <w:tcW w:w="2373" w:type="dxa"/>
-            <w:vAlign w:val="center"/>
-          </w:tcPr>
-          <w:p>
-            <w:pPr>
-              <w:spacing w:before="20" w:after="20" w:line="259" w:lineRule="auto"/>
-              <w:ind w:firstLine="0"/>
-              <w:jc w:val="left"/>
-            </w:pPr>
-            <w:r>
-              <w:rPr>
-                <w:color w:val="000000"/>
-                <w:sz w:val="23"/>
-              </w:rPr>
-              <w:t>Test</w:t>
-            </w:r>
-          </w:p>
-        </w:tc>
-        <w:tc>
-          <w:tcPr>
-            <w:tcW w:w="1582" w:type="dxa"/>
-            <w:vAlign w:val="center"/>
-          </w:tcPr>
-          <w:p>
-            <w:pPr>
-              <w:spacing w:before="20" w:after="20" w:line="259" w:lineRule="auto"/>
-              <w:ind w:firstLine="0"/>
-              <w:jc w:val="center"/>
-            </w:pPr>
-            <w:r>
-              <w:rPr>
-                <w:color w:val="000000"/>
-                <w:sz w:val="23"/>
-              </w:rPr>
-              <w:t>[CHỜ]</w:t>
-            </w:r>
-          </w:p>
-        </w:tc>
-        <w:tc>
-          <w:tcPr>
-            <w:tcW w:w="1582" w:type="dxa"/>
-            <w:vAlign w:val="center"/>
-          </w:tcPr>
-          <w:p>
-            <w:pPr>
-              <w:spacing w:before="20" w:after="20" w:line="259" w:lineRule="auto"/>
-              <w:ind w:firstLine="0"/>
-              <w:jc w:val="center"/>
-            </w:pPr>
-            <w:r>
-              <w:rPr>
-                <w:color w:val="000000"/>
-                <w:sz w:val="23"/>
-              </w:rPr>
-              <w:t>[CHỜ]</w:t>
-            </w:r>
-          </w:p>
-        </w:tc>
-        <w:tc>
-          <w:tcPr>
-            <w:tcW w:w="1582" w:type="dxa"/>
-            <w:vAlign w:val="center"/>
-          </w:tcPr>
-          <w:p>
-            <w:pPr>
-              <w:spacing w:before="20" w:after="20" w:line="259" w:lineRule="auto"/>
-              <w:ind w:firstLine="0"/>
-              <w:jc w:val="center"/>
-            </w:pPr>
-            <w:r>
-              <w:rPr>
-                <w:color w:val="000000"/>
-                <w:sz w:val="23"/>
-              </w:rPr>
-              <w:t>[CHỜ]</w:t>
-            </w:r>
-          </w:p>
-        </w:tc>
-        <w:tc>
-          <w:tcPr>
-            <w:tcW w:w="1670" w:type="dxa"/>
-            <w:vAlign w:val="center"/>
-          </w:tcPr>
-          <w:p>
-            <w:pPr>
-              <w:spacing w:before="20" w:after="20" w:line="259" w:lineRule="auto"/>
-              <w:ind w:firstLine="0"/>
-              <w:jc w:val="center"/>
-            </w:pPr>
-            <w:r>
-              <w:rPr>
-                <w:color w:val="000000"/>
-                <w:sz w:val="23"/>
-              </w:rPr>
-              <w:t>[CHỜ]</w:t>
-            </w:r>
-          </w:p>
-        </w:tc>
-      </w:tr>
-    </w:tbl>
     <w:p>
       <w:pPr>
         <w:spacing w:line="240" w:lineRule="auto"/>
       </w:pPr>
-    </w:p>
-    <w:p>
-      <w:pPr>
-        <w:ind w:firstLine="0"/>
-      </w:pPr>
-      <w:r>
-        <w:rPr>
-          <w:i/>
-          <w:color w:val="000000"/>
-        </w:rPr>
-        <w:t>[CHỜ KẾT QUẢ: biểu đồ số mẫu và tỷ lệ của ba lớp cảm xúc.]</w:t>
-      </w:r>
     </w:p>
     <w:p>
       <w:r>
@@ -14868,489 +13941,11 @@
         <w:rPr>
           <w:color w:val="000000"/>
         </w:rPr>
+        <w:lastRenderedPageBreak/>
         <w:t>Bảng 3.3 Độ dài chuỗi và mức bao phủ từ vựng</w:t>
       </w:r>
       <w:bookmarkEnd w:id="46"/>
     </w:p>
-    <w:tbl>
-      <w:tblPr>
-        <w:tblW w:w="0" w:type="auto"/>
-        <w:jc w:val="center"/>
-        <w:tblBorders>
-          <w:top w:val="single" w:sz="4" w:space="0" w:color="BFBFBF"/>
-          <w:left w:val="single" w:sz="4" w:space="0" w:color="BFBFBF"/>
-          <w:bottom w:val="single" w:sz="4" w:space="0" w:color="BFBFBF"/>
-          <w:right w:val="single" w:sz="4" w:space="0" w:color="BFBFBF"/>
-          <w:insideH w:val="single" w:sz="4" w:space="0" w:color="BFBFBF"/>
-          <w:insideV w:val="single" w:sz="4" w:space="0" w:color="BFBFBF"/>
-        </w:tblBorders>
-        <w:tblLayout w:type="fixed"/>
-        <w:tblCellMar>
-          <w:top w:w="80" w:type="dxa"/>
-          <w:left w:w="80" w:type="dxa"/>
-          <w:bottom w:w="80" w:type="dxa"/>
-          <w:right w:w="80" w:type="dxa"/>
-        </w:tblCellMar>
-        <w:tblLook w:val="04A0" w:firstRow="1" w:lastRow="0" w:firstColumn="1" w:lastColumn="0" w:noHBand="0" w:noVBand="1"/>
-      </w:tblPr>
-      <w:tblGrid>
-        <w:gridCol w:w="2373"/>
-        <w:gridCol w:w="1582"/>
-        <w:gridCol w:w="1582"/>
-        <w:gridCol w:w="1582"/>
-        <w:gridCol w:w="1670"/>
-      </w:tblGrid>
-      <w:tr>
-        <w:trPr>
-          <w:cantSplit/>
-          <w:tblHeader/>
-          <w:jc w:val="center"/>
-        </w:trPr>
-        <w:tc>
-          <w:tcPr>
-            <w:tcW w:w="2373" w:type="dxa"/>
-            <w:shd w:val="clear" w:color="auto" w:fill="EEEEEE"/>
-            <w:vAlign w:val="center"/>
-          </w:tcPr>
-          <w:p>
-            <w:pPr>
-              <w:keepNext/>
-              <w:spacing w:before="20" w:after="20" w:line="259" w:lineRule="auto"/>
-              <w:ind w:firstLine="0"/>
-              <w:jc w:val="left"/>
-            </w:pPr>
-            <w:r>
-              <w:rPr>
-                <w:b/>
-                <w:color w:val="000000"/>
-                <w:sz w:val="23"/>
-              </w:rPr>
-              <w:t>Tập</w:t>
-            </w:r>
-          </w:p>
-        </w:tc>
-        <w:tc>
-          <w:tcPr>
-            <w:tcW w:w="1582" w:type="dxa"/>
-            <w:shd w:val="clear" w:color="auto" w:fill="EEEEEE"/>
-            <w:vAlign w:val="center"/>
-          </w:tcPr>
-          <w:p>
-            <w:pPr>
-              <w:keepNext/>
-              <w:spacing w:before="20" w:after="20" w:line="259" w:lineRule="auto"/>
-              <w:ind w:firstLine="0"/>
-              <w:jc w:val="left"/>
-            </w:pPr>
-            <w:r>
-              <w:rPr>
-                <w:b/>
-                <w:color w:val="000000"/>
-                <w:sz w:val="23"/>
-              </w:rPr>
-              <w:t>Median</w:t>
-            </w:r>
-          </w:p>
-        </w:tc>
-        <w:tc>
-          <w:tcPr>
-            <w:tcW w:w="1582" w:type="dxa"/>
-            <w:shd w:val="clear" w:color="auto" w:fill="EEEEEE"/>
-            <w:vAlign w:val="center"/>
-          </w:tcPr>
-          <w:p>
-            <w:pPr>
-              <w:keepNext/>
-              <w:spacing w:before="20" w:after="20" w:line="259" w:lineRule="auto"/>
-              <w:ind w:firstLine="0"/>
-              <w:jc w:val="left"/>
-            </w:pPr>
-            <w:r>
-              <w:rPr>
-                <w:b/>
-                <w:color w:val="000000"/>
-                <w:sz w:val="23"/>
-              </w:rPr>
-              <w:t>P95</w:t>
-            </w:r>
-          </w:p>
-        </w:tc>
-        <w:tc>
-          <w:tcPr>
-            <w:tcW w:w="1582" w:type="dxa"/>
-            <w:shd w:val="clear" w:color="auto" w:fill="EEEEEE"/>
-            <w:vAlign w:val="center"/>
-          </w:tcPr>
-          <w:p>
-            <w:pPr>
-              <w:keepNext/>
-              <w:spacing w:before="20" w:after="20" w:line="259" w:lineRule="auto"/>
-              <w:ind w:firstLine="0"/>
-              <w:jc w:val="left"/>
-            </w:pPr>
-            <w:r>
-              <w:rPr>
-                <w:b/>
-                <w:color w:val="000000"/>
-                <w:sz w:val="23"/>
-              </w:rPr>
-              <w:t>OOV (%)</w:t>
-            </w:r>
-          </w:p>
-        </w:tc>
-        <w:tc>
-          <w:tcPr>
-            <w:tcW w:w="1670" w:type="dxa"/>
-            <w:shd w:val="clear" w:color="auto" w:fill="EEEEEE"/>
-            <w:vAlign w:val="center"/>
-          </w:tcPr>
-          <w:p>
-            <w:pPr>
-              <w:keepNext/>
-              <w:spacing w:before="20" w:after="20" w:line="259" w:lineRule="auto"/>
-              <w:ind w:firstLine="0"/>
-              <w:jc w:val="left"/>
-            </w:pPr>
-            <w:r>
-              <w:rPr>
-                <w:b/>
-                <w:color w:val="000000"/>
-                <w:sz w:val="23"/>
-              </w:rPr>
-              <w:t>Câu bị cắt (%)</w:t>
-            </w:r>
-          </w:p>
-        </w:tc>
-      </w:tr>
-      <w:tr>
-        <w:trPr>
-          <w:cantSplit/>
-          <w:jc w:val="center"/>
-        </w:trPr>
-        <w:tc>
-          <w:tcPr>
-            <w:tcW w:w="2373" w:type="dxa"/>
-            <w:vAlign w:val="center"/>
-          </w:tcPr>
-          <w:p>
-            <w:pPr>
-              <w:keepNext/>
-              <w:spacing w:before="20" w:after="20" w:line="259" w:lineRule="auto"/>
-              <w:ind w:firstLine="0"/>
-              <w:jc w:val="left"/>
-            </w:pPr>
-            <w:r>
-              <w:rPr>
-                <w:color w:val="000000"/>
-                <w:sz w:val="23"/>
-              </w:rPr>
-              <w:t>Train</w:t>
-            </w:r>
-          </w:p>
-        </w:tc>
-        <w:tc>
-          <w:tcPr>
-            <w:tcW w:w="1582" w:type="dxa"/>
-            <w:vAlign w:val="center"/>
-          </w:tcPr>
-          <w:p>
-            <w:pPr>
-              <w:keepNext/>
-              <w:spacing w:before="20" w:after="20" w:line="259" w:lineRule="auto"/>
-              <w:ind w:firstLine="0"/>
-              <w:jc w:val="center"/>
-            </w:pPr>
-            <w:r>
-              <w:rPr>
-                <w:color w:val="000000"/>
-                <w:sz w:val="23"/>
-              </w:rPr>
-              <w:t>[CHỜ]</w:t>
-            </w:r>
-          </w:p>
-        </w:tc>
-        <w:tc>
-          <w:tcPr>
-            <w:tcW w:w="1582" w:type="dxa"/>
-            <w:vAlign w:val="center"/>
-          </w:tcPr>
-          <w:p>
-            <w:pPr>
-              <w:keepNext/>
-              <w:spacing w:before="20" w:after="20" w:line="259" w:lineRule="auto"/>
-              <w:ind w:firstLine="0"/>
-              <w:jc w:val="center"/>
-            </w:pPr>
-            <w:r>
-              <w:rPr>
-                <w:color w:val="000000"/>
-                <w:sz w:val="23"/>
-              </w:rPr>
-              <w:t>[CHỜ]</w:t>
-            </w:r>
-          </w:p>
-        </w:tc>
-        <w:tc>
-          <w:tcPr>
-            <w:tcW w:w="1582" w:type="dxa"/>
-            <w:vAlign w:val="center"/>
-          </w:tcPr>
-          <w:p>
-            <w:pPr>
-              <w:keepNext/>
-              <w:spacing w:before="20" w:after="20" w:line="259" w:lineRule="auto"/>
-              <w:ind w:firstLine="0"/>
-              <w:jc w:val="center"/>
-            </w:pPr>
-            <w:r>
-              <w:rPr>
-                <w:color w:val="000000"/>
-                <w:sz w:val="23"/>
-              </w:rPr>
-              <w:t>[CHỜ]</w:t>
-            </w:r>
-          </w:p>
-        </w:tc>
-        <w:tc>
-          <w:tcPr>
-            <w:tcW w:w="1670" w:type="dxa"/>
-            <w:vAlign w:val="center"/>
-          </w:tcPr>
-          <w:p>
-            <w:pPr>
-              <w:keepNext/>
-              <w:spacing w:before="20" w:after="20" w:line="259" w:lineRule="auto"/>
-              <w:ind w:firstLine="0"/>
-              <w:jc w:val="center"/>
-            </w:pPr>
-            <w:r>
-              <w:rPr>
-                <w:color w:val="000000"/>
-                <w:sz w:val="23"/>
-              </w:rPr>
-              <w:t>[CHỜ]</w:t>
-            </w:r>
-          </w:p>
-        </w:tc>
-      </w:tr>
-      <w:tr>
-        <w:trPr>
-          <w:cantSplit/>
-          <w:jc w:val="center"/>
-        </w:trPr>
-        <w:tc>
-          <w:tcPr>
-            <w:tcW w:w="2373" w:type="dxa"/>
-            <w:vAlign w:val="center"/>
-          </w:tcPr>
-          <w:p>
-            <w:pPr>
-              <w:keepNext/>
-              <w:spacing w:before="20" w:after="20" w:line="259" w:lineRule="auto"/>
-              <w:ind w:firstLine="0"/>
-              <w:jc w:val="left"/>
-            </w:pPr>
-            <w:r>
-              <w:rPr>
-                <w:color w:val="000000"/>
-                <w:sz w:val="23"/>
-              </w:rPr>
-              <w:t>Validation</w:t>
-            </w:r>
-          </w:p>
-        </w:tc>
-        <w:tc>
-          <w:tcPr>
-            <w:tcW w:w="1582" w:type="dxa"/>
-            <w:vAlign w:val="center"/>
-          </w:tcPr>
-          <w:p>
-            <w:pPr>
-              <w:keepNext/>
-              <w:spacing w:before="20" w:after="20" w:line="259" w:lineRule="auto"/>
-              <w:ind w:firstLine="0"/>
-              <w:jc w:val="center"/>
-            </w:pPr>
-            <w:r>
-              <w:rPr>
-                <w:color w:val="000000"/>
-                <w:sz w:val="23"/>
-              </w:rPr>
-              <w:t>[CHỜ]</w:t>
-            </w:r>
-          </w:p>
-        </w:tc>
-        <w:tc>
-          <w:tcPr>
-            <w:tcW w:w="1582" w:type="dxa"/>
-            <w:vAlign w:val="center"/>
-          </w:tcPr>
-          <w:p>
-            <w:pPr>
-              <w:keepNext/>
-              <w:spacing w:before="20" w:after="20" w:line="259" w:lineRule="auto"/>
-              <w:ind w:firstLine="0"/>
-              <w:jc w:val="center"/>
-            </w:pPr>
-            <w:r>
-              <w:rPr>
-                <w:color w:val="000000"/>
-                <w:sz w:val="23"/>
-              </w:rPr>
-              <w:t>[CHỜ]</w:t>
-            </w:r>
-          </w:p>
-        </w:tc>
-        <w:tc>
-          <w:tcPr>
-            <w:tcW w:w="1582" w:type="dxa"/>
-            <w:vAlign w:val="center"/>
-          </w:tcPr>
-          <w:p>
-            <w:pPr>
-              <w:keepNext/>
-              <w:spacing w:before="20" w:after="20" w:line="259" w:lineRule="auto"/>
-              <w:ind w:firstLine="0"/>
-              <w:jc w:val="center"/>
-            </w:pPr>
-            <w:r>
-              <w:rPr>
-                <w:color w:val="000000"/>
-                <w:sz w:val="23"/>
-              </w:rPr>
-              <w:t>[CHỜ]</w:t>
-            </w:r>
-          </w:p>
-        </w:tc>
-        <w:tc>
-          <w:tcPr>
-            <w:tcW w:w="1670" w:type="dxa"/>
-            <w:vAlign w:val="center"/>
-          </w:tcPr>
-          <w:p>
-            <w:pPr>
-              <w:keepNext/>
-              <w:spacing w:before="20" w:after="20" w:line="259" w:lineRule="auto"/>
-              <w:ind w:firstLine="0"/>
-              <w:jc w:val="center"/>
-            </w:pPr>
-            <w:r>
-              <w:rPr>
-                <w:color w:val="000000"/>
-                <w:sz w:val="23"/>
-              </w:rPr>
-              <w:t>[CHỜ]</w:t>
-            </w:r>
-          </w:p>
-        </w:tc>
-      </w:tr>
-      <w:tr>
-        <w:trPr>
-          <w:cantSplit/>
-          <w:jc w:val="center"/>
-        </w:trPr>
-        <w:tc>
-          <w:tcPr>
-            <w:tcW w:w="2373" w:type="dxa"/>
-            <w:vAlign w:val="center"/>
-          </w:tcPr>
-          <w:p>
-            <w:pPr>
-              <w:spacing w:before="20" w:after="20" w:line="259" w:lineRule="auto"/>
-              <w:ind w:firstLine="0"/>
-              <w:jc w:val="left"/>
-            </w:pPr>
-            <w:r>
-              <w:rPr>
-                <w:color w:val="000000"/>
-                <w:sz w:val="23"/>
-              </w:rPr>
-              <w:t>Test</w:t>
-            </w:r>
-          </w:p>
-        </w:tc>
-        <w:tc>
-          <w:tcPr>
-            <w:tcW w:w="1582" w:type="dxa"/>
-            <w:vAlign w:val="center"/>
-          </w:tcPr>
-          <w:p>
-            <w:pPr>
-              <w:spacing w:before="20" w:after="20" w:line="259" w:lineRule="auto"/>
-              <w:ind w:firstLine="0"/>
-              <w:jc w:val="center"/>
-            </w:pPr>
-            <w:r>
-              <w:rPr>
-                <w:color w:val="000000"/>
-                <w:sz w:val="23"/>
-              </w:rPr>
-              <w:t>[CHỜ]</w:t>
-            </w:r>
-          </w:p>
-        </w:tc>
-        <w:tc>
-          <w:tcPr>
-            <w:tcW w:w="1582" w:type="dxa"/>
-            <w:vAlign w:val="center"/>
-          </w:tcPr>
-          <w:p>
-            <w:pPr>
-              <w:spacing w:before="20" w:after="20" w:line="259" w:lineRule="auto"/>
-              <w:ind w:firstLine="0"/>
-              <w:jc w:val="center"/>
-            </w:pPr>
-            <w:r>
-              <w:rPr>
-                <w:color w:val="000000"/>
-                <w:sz w:val="23"/>
-              </w:rPr>
-              <w:t>[CHỜ]</w:t>
-            </w:r>
-          </w:p>
-        </w:tc>
-        <w:tc>
-          <w:tcPr>
-            <w:tcW w:w="1582" w:type="dxa"/>
-            <w:vAlign w:val="center"/>
-          </w:tcPr>
-          <w:p>
-            <w:pPr>
-              <w:spacing w:before="20" w:after="20" w:line="259" w:lineRule="auto"/>
-              <w:ind w:firstLine="0"/>
-              <w:jc w:val="center"/>
-            </w:pPr>
-            <w:r>
-              <w:rPr>
-                <w:color w:val="000000"/>
-                <w:sz w:val="23"/>
-              </w:rPr>
-              <w:t>[CHỜ]</w:t>
-            </w:r>
-          </w:p>
-        </w:tc>
-        <w:tc>
-          <w:tcPr>
-            <w:tcW w:w="1670" w:type="dxa"/>
-            <w:vAlign w:val="center"/>
-          </w:tcPr>
-          <w:p>
-            <w:pPr>
-              <w:spacing w:before="20" w:after="20" w:line="259" w:lineRule="auto"/>
-              <w:ind w:firstLine="0"/>
-              <w:jc w:val="center"/>
-            </w:pPr>
-            <w:r>
-              <w:rPr>
-                <w:color w:val="000000"/>
-                <w:sz w:val="23"/>
-              </w:rPr>
-              <w:t>[CHỜ]</w:t>
-            </w:r>
-          </w:p>
-        </w:tc>
-      </w:tr>
-    </w:tbl>
     <w:p>
       <w:pPr>
         <w:spacing w:line="240" w:lineRule="auto"/>
@@ -15369,7 +13964,6 @@
         <w:rPr>
           <w:color w:val="000000"/>
         </w:rPr>
-        <w:lastRenderedPageBreak/>
         <w:t>Chiều dài được lựa chọn dựa trên Train và kết quả Validation. Thống kê Test dùng để mô tả tập đánh giá sau khi lựa chọn đã hoàn tất. Số câu rỗng, nhãn không hợp lệ và trùng lặp sẽ được ghi kèm kết quả khảo sát.</w:t>
       </w:r>
     </w:p>
@@ -15887,40 +14481,16 @@
         <w:rPr>
           <w:rFonts w:ascii="Times New Roman" w:eastAsia="Times New Roman" w:hAnsi="Times New Roman"/>
         </w:rPr>
+        <w:lastRenderedPageBreak/>
         <w:t>3.5 Diễn biến huấn luyện và lựa chọn mô hình</w:t>
       </w:r>
       <w:bookmarkEnd w:id="49"/>
     </w:p>
     <w:p>
-      <w:pPr>
-        <w:ind w:firstLine="0"/>
-      </w:pPr>
-      <w:r>
-        <w:rPr>
-          <w:i/>
+      <w:r>
+        <w:rPr>
           <w:color w:val="000000"/>
         </w:rPr>
-        <w:t>[CHỜ KẾT QUẢ: đồ thị Train loss và Validation loss theo epoch.]</w:t>
-      </w:r>
-    </w:p>
-    <w:p>
-      <w:pPr>
-        <w:ind w:firstLine="0"/>
-      </w:pPr>
-      <w:r>
-        <w:rPr>
-          <w:i/>
-          <w:color w:val="000000"/>
-        </w:rPr>
-        <w:t>[CHỜ KẾT QUẢ: đồ thị Train accuracy và Validation accuracy của cùng lần chạy.]</w:t>
-      </w:r>
-    </w:p>
-    <w:p>
-      <w:r>
-        <w:rPr>
-          <w:color w:val="000000"/>
-        </w:rPr>
-        <w:lastRenderedPageBreak/>
         <w:t>Đồ thị loss cho biết mô hình thay đổi như thế nào trong quá trình học. Train loss phản ánh mức phù hợp trên dữ liệu cập nhật trọng số; Validation loss phản ánh kết quả trên dữ liệu dành để lựa chọn mô hình. Phân tích sẽ xác định epoch có Validation loss thấp nhất và xem xét chênh lệch giữa hai đường.</w:t>
       </w:r>
     </w:p>
@@ -15938,263 +14508,6 @@
       </w:r>
       <w:bookmarkEnd w:id="50"/>
     </w:p>
-    <w:tbl>
-      <w:tblPr>
-        <w:tblW w:w="0" w:type="auto"/>
-        <w:jc w:val="center"/>
-        <w:tblBorders>
-          <w:top w:val="single" w:sz="4" w:space="0" w:color="BFBFBF"/>
-          <w:left w:val="single" w:sz="4" w:space="0" w:color="BFBFBF"/>
-          <w:bottom w:val="single" w:sz="4" w:space="0" w:color="BFBFBF"/>
-          <w:right w:val="single" w:sz="4" w:space="0" w:color="BFBFBF"/>
-          <w:insideH w:val="single" w:sz="4" w:space="0" w:color="BFBFBF"/>
-          <w:insideV w:val="single" w:sz="4" w:space="0" w:color="BFBFBF"/>
-        </w:tblBorders>
-        <w:tblLayout w:type="fixed"/>
-        <w:tblCellMar>
-          <w:top w:w="80" w:type="dxa"/>
-          <w:left w:w="80" w:type="dxa"/>
-          <w:bottom w:w="80" w:type="dxa"/>
-          <w:right w:w="80" w:type="dxa"/>
-        </w:tblCellMar>
-        <w:tblLook w:val="04A0" w:firstRow="1" w:lastRow="0" w:firstColumn="1" w:lastColumn="0" w:noHBand="0" w:noVBand="1"/>
-      </w:tblPr>
-      <w:tblGrid>
-        <w:gridCol w:w="2373"/>
-        <w:gridCol w:w="1582"/>
-        <w:gridCol w:w="1582"/>
-        <w:gridCol w:w="1582"/>
-        <w:gridCol w:w="1670"/>
-      </w:tblGrid>
-      <w:tr>
-        <w:trPr>
-          <w:cantSplit/>
-          <w:tblHeader/>
-          <w:jc w:val="center"/>
-        </w:trPr>
-        <w:tc>
-          <w:tcPr>
-            <w:tcW w:w="2373" w:type="dxa"/>
-            <w:shd w:val="clear" w:color="auto" w:fill="EEEEEE"/>
-            <w:vAlign w:val="center"/>
-          </w:tcPr>
-          <w:p>
-            <w:pPr>
-              <w:keepNext/>
-              <w:spacing w:before="20" w:after="20" w:line="259" w:lineRule="auto"/>
-              <w:ind w:firstLine="0"/>
-              <w:jc w:val="left"/>
-            </w:pPr>
-            <w:r>
-              <w:rPr>
-                <w:b/>
-                <w:color w:val="000000"/>
-                <w:sz w:val="23"/>
-              </w:rPr>
-              <w:t>Cấu hình</w:t>
-            </w:r>
-          </w:p>
-        </w:tc>
-        <w:tc>
-          <w:tcPr>
-            <w:tcW w:w="1582" w:type="dxa"/>
-            <w:shd w:val="clear" w:color="auto" w:fill="EEEEEE"/>
-            <w:vAlign w:val="center"/>
-          </w:tcPr>
-          <w:p>
-            <w:pPr>
-              <w:keepNext/>
-              <w:spacing w:before="20" w:after="20" w:line="259" w:lineRule="auto"/>
-              <w:ind w:firstLine="0"/>
-              <w:jc w:val="left"/>
-            </w:pPr>
-            <w:r>
-              <w:rPr>
-                <w:b/>
-                <w:color w:val="000000"/>
-                <w:sz w:val="23"/>
-              </w:rPr>
-              <w:t>Epoch tốt nhất</w:t>
-            </w:r>
-          </w:p>
-        </w:tc>
-        <w:tc>
-          <w:tcPr>
-            <w:tcW w:w="1582" w:type="dxa"/>
-            <w:shd w:val="clear" w:color="auto" w:fill="EEEEEE"/>
-            <w:vAlign w:val="center"/>
-          </w:tcPr>
-          <w:p>
-            <w:pPr>
-              <w:keepNext/>
-              <w:spacing w:before="20" w:after="20" w:line="259" w:lineRule="auto"/>
-              <w:ind w:firstLine="0"/>
-              <w:jc w:val="left"/>
-            </w:pPr>
-            <w:r>
-              <w:rPr>
-                <w:b/>
-                <w:color w:val="000000"/>
-                <w:sz w:val="23"/>
-              </w:rPr>
-              <w:t>Val loss</w:t>
-            </w:r>
-          </w:p>
-        </w:tc>
-        <w:tc>
-          <w:tcPr>
-            <w:tcW w:w="1582" w:type="dxa"/>
-            <w:shd w:val="clear" w:color="auto" w:fill="EEEEEE"/>
-            <w:vAlign w:val="center"/>
-          </w:tcPr>
-          <w:p>
-            <w:pPr>
-              <w:keepNext/>
-              <w:spacing w:before="20" w:after="20" w:line="259" w:lineRule="auto"/>
-              <w:ind w:firstLine="0"/>
-              <w:jc w:val="left"/>
-            </w:pPr>
-            <w:r>
-              <w:rPr>
-                <w:b/>
-                <w:color w:val="000000"/>
-                <w:sz w:val="23"/>
-              </w:rPr>
-              <w:t>Val Accuracy</w:t>
-            </w:r>
-          </w:p>
-        </w:tc>
-        <w:tc>
-          <w:tcPr>
-            <w:tcW w:w="1670" w:type="dxa"/>
-            <w:shd w:val="clear" w:color="auto" w:fill="EEEEEE"/>
-            <w:vAlign w:val="center"/>
-          </w:tcPr>
-          <w:p>
-            <w:pPr>
-              <w:keepNext/>
-              <w:spacing w:before="20" w:after="20" w:line="259" w:lineRule="auto"/>
-              <w:ind w:firstLine="0"/>
-              <w:jc w:val="left"/>
-            </w:pPr>
-            <w:r>
-              <w:rPr>
-                <w:b/>
-                <w:color w:val="000000"/>
-                <w:sz w:val="23"/>
-              </w:rPr>
-              <w:t>Val Macro F1</w:t>
-            </w:r>
-          </w:p>
-        </w:tc>
-      </w:tr>
-      <w:tr>
-        <w:trPr>
-          <w:cantSplit/>
-          <w:jc w:val="center"/>
-        </w:trPr>
-        <w:tc>
-          <w:tcPr>
-            <w:tcW w:w="2373" w:type="dxa"/>
-            <w:vAlign w:val="center"/>
-          </w:tcPr>
-          <w:p>
-            <w:pPr>
-              <w:spacing w:before="20" w:after="20" w:line="259" w:lineRule="auto"/>
-              <w:ind w:firstLine="0"/>
-              <w:jc w:val="center"/>
-            </w:pPr>
-            <w:r>
-              <w:rPr>
-                <w:color w:val="000000"/>
-                <w:sz w:val="23"/>
-              </w:rPr>
-              <w:t>[CHỜ]</w:t>
-            </w:r>
-          </w:p>
-        </w:tc>
-        <w:tc>
-          <w:tcPr>
-            <w:tcW w:w="1582" w:type="dxa"/>
-            <w:vAlign w:val="center"/>
-          </w:tcPr>
-          <w:p>
-            <w:pPr>
-              <w:spacing w:before="20" w:after="20" w:line="259" w:lineRule="auto"/>
-              <w:ind w:firstLine="0"/>
-              <w:jc w:val="center"/>
-            </w:pPr>
-            <w:r>
-              <w:rPr>
-                <w:color w:val="000000"/>
-                <w:sz w:val="23"/>
-              </w:rPr>
-              <w:t>[CHỜ]</w:t>
-            </w:r>
-          </w:p>
-        </w:tc>
-        <w:tc>
-          <w:tcPr>
-            <w:tcW w:w="1582" w:type="dxa"/>
-            <w:vAlign w:val="center"/>
-          </w:tcPr>
-          <w:p>
-            <w:pPr>
-              <w:spacing w:before="20" w:after="20" w:line="259" w:lineRule="auto"/>
-              <w:ind w:firstLine="0"/>
-              <w:jc w:val="center"/>
-            </w:pPr>
-            <w:r>
-              <w:rPr>
-                <w:color w:val="000000"/>
-                <w:sz w:val="23"/>
-              </w:rPr>
-              <w:t>[CHỜ]</w:t>
-            </w:r>
-          </w:p>
-        </w:tc>
-        <w:tc>
-          <w:tcPr>
-            <w:tcW w:w="1582" w:type="dxa"/>
-            <w:vAlign w:val="center"/>
-          </w:tcPr>
-          <w:p>
-            <w:pPr>
-              <w:spacing w:before="20" w:after="20" w:line="259" w:lineRule="auto"/>
-              <w:ind w:firstLine="0"/>
-              <w:jc w:val="center"/>
-            </w:pPr>
-            <w:r>
-              <w:rPr>
-                <w:color w:val="000000"/>
-                <w:sz w:val="23"/>
-              </w:rPr>
-              <w:t>[CHỜ]</w:t>
-            </w:r>
-          </w:p>
-        </w:tc>
-        <w:tc>
-          <w:tcPr>
-            <w:tcW w:w="1670" w:type="dxa"/>
-            <w:vAlign w:val="center"/>
-          </w:tcPr>
-          <w:p>
-            <w:pPr>
-              <w:spacing w:before="20" w:after="20" w:line="259" w:lineRule="auto"/>
-              <w:ind w:firstLine="0"/>
-              <w:jc w:val="center"/>
-            </w:pPr>
-            <w:r>
-              <w:rPr>
-                <w:color w:val="000000"/>
-                <w:sz w:val="23"/>
-              </w:rPr>
-              <w:t>[CHỜ]</w:t>
-            </w:r>
-          </w:p>
-        </w:tc>
-      </w:tr>
-    </w:tbl>
     <w:p>
       <w:pPr>
         <w:spacing w:line="240" w:lineRule="auto"/>
@@ -16245,485 +14558,6 @@
       </w:r>
       <w:bookmarkEnd w:id="52"/>
     </w:p>
-    <w:tbl>
-      <w:tblPr>
-        <w:tblW w:w="0" w:type="auto"/>
-        <w:jc w:val="center"/>
-        <w:tblBorders>
-          <w:top w:val="single" w:sz="4" w:space="0" w:color="BFBFBF"/>
-          <w:left w:val="single" w:sz="4" w:space="0" w:color="BFBFBF"/>
-          <w:bottom w:val="single" w:sz="4" w:space="0" w:color="BFBFBF"/>
-          <w:right w:val="single" w:sz="4" w:space="0" w:color="BFBFBF"/>
-          <w:insideH w:val="single" w:sz="4" w:space="0" w:color="BFBFBF"/>
-          <w:insideV w:val="single" w:sz="4" w:space="0" w:color="BFBFBF"/>
-        </w:tblBorders>
-        <w:tblLayout w:type="fixed"/>
-        <w:tblCellMar>
-          <w:top w:w="80" w:type="dxa"/>
-          <w:left w:w="80" w:type="dxa"/>
-          <w:bottom w:w="80" w:type="dxa"/>
-          <w:right w:w="80" w:type="dxa"/>
-        </w:tblCellMar>
-        <w:tblLook w:val="04A0" w:firstRow="1" w:lastRow="0" w:firstColumn="1" w:lastColumn="0" w:noHBand="0" w:noVBand="1"/>
-      </w:tblPr>
-      <w:tblGrid>
-        <w:gridCol w:w="2373"/>
-        <w:gridCol w:w="1582"/>
-        <w:gridCol w:w="1582"/>
-        <w:gridCol w:w="1582"/>
-        <w:gridCol w:w="1670"/>
-      </w:tblGrid>
-      <w:tr>
-        <w:trPr>
-          <w:cantSplit/>
-          <w:tblHeader/>
-          <w:jc w:val="center"/>
-        </w:trPr>
-        <w:tc>
-          <w:tcPr>
-            <w:tcW w:w="2373" w:type="dxa"/>
-            <w:shd w:val="clear" w:color="auto" w:fill="EEEEEE"/>
-            <w:vAlign w:val="center"/>
-          </w:tcPr>
-          <w:p>
-            <w:pPr>
-              <w:keepNext/>
-              <w:spacing w:before="20" w:after="20" w:line="259" w:lineRule="auto"/>
-              <w:ind w:firstLine="0"/>
-              <w:jc w:val="left"/>
-            </w:pPr>
-            <w:r>
-              <w:rPr>
-                <w:b/>
-                <w:color w:val="000000"/>
-                <w:sz w:val="23"/>
-              </w:rPr>
-              <w:t>Mô hình</w:t>
-            </w:r>
-          </w:p>
-        </w:tc>
-        <w:tc>
-          <w:tcPr>
-            <w:tcW w:w="1582" w:type="dxa"/>
-            <w:shd w:val="clear" w:color="auto" w:fill="EEEEEE"/>
-            <w:vAlign w:val="center"/>
-          </w:tcPr>
-          <w:p>
-            <w:pPr>
-              <w:keepNext/>
-              <w:spacing w:before="20" w:after="20" w:line="259" w:lineRule="auto"/>
-              <w:ind w:firstLine="0"/>
-              <w:jc w:val="left"/>
-            </w:pPr>
-            <w:r>
-              <w:rPr>
-                <w:b/>
-                <w:color w:val="000000"/>
-                <w:sz w:val="23"/>
-              </w:rPr>
-              <w:t>Accuracy</w:t>
-            </w:r>
-          </w:p>
-        </w:tc>
-        <w:tc>
-          <w:tcPr>
-            <w:tcW w:w="1582" w:type="dxa"/>
-            <w:shd w:val="clear" w:color="auto" w:fill="EEEEEE"/>
-            <w:vAlign w:val="center"/>
-          </w:tcPr>
-          <w:p>
-            <w:pPr>
-              <w:keepNext/>
-              <w:spacing w:before="20" w:after="20" w:line="259" w:lineRule="auto"/>
-              <w:ind w:firstLine="0"/>
-              <w:jc w:val="left"/>
-            </w:pPr>
-            <w:r>
-              <w:rPr>
-                <w:b/>
-                <w:color w:val="000000"/>
-                <w:sz w:val="23"/>
-              </w:rPr>
-              <w:t>Macro Precision</w:t>
-            </w:r>
-          </w:p>
-        </w:tc>
-        <w:tc>
-          <w:tcPr>
-            <w:tcW w:w="1582" w:type="dxa"/>
-            <w:shd w:val="clear" w:color="auto" w:fill="EEEEEE"/>
-            <w:vAlign w:val="center"/>
-          </w:tcPr>
-          <w:p>
-            <w:pPr>
-              <w:keepNext/>
-              <w:spacing w:before="20" w:after="20" w:line="259" w:lineRule="auto"/>
-              <w:ind w:firstLine="0"/>
-              <w:jc w:val="left"/>
-            </w:pPr>
-            <w:r>
-              <w:rPr>
-                <w:b/>
-                <w:color w:val="000000"/>
-                <w:sz w:val="23"/>
-              </w:rPr>
-              <w:t>Macro Recall</w:t>
-            </w:r>
-          </w:p>
-        </w:tc>
-        <w:tc>
-          <w:tcPr>
-            <w:tcW w:w="1670" w:type="dxa"/>
-            <w:shd w:val="clear" w:color="auto" w:fill="EEEEEE"/>
-            <w:vAlign w:val="center"/>
-          </w:tcPr>
-          <w:p>
-            <w:pPr>
-              <w:keepNext/>
-              <w:spacing w:before="20" w:after="20" w:line="259" w:lineRule="auto"/>
-              <w:ind w:firstLine="0"/>
-              <w:jc w:val="left"/>
-            </w:pPr>
-            <w:r>
-              <w:rPr>
-                <w:b/>
-                <w:color w:val="000000"/>
-                <w:sz w:val="23"/>
-              </w:rPr>
-              <w:t>Macro F1</w:t>
-            </w:r>
-          </w:p>
-        </w:tc>
-      </w:tr>
-      <w:tr>
-        <w:trPr>
-          <w:cantSplit/>
-          <w:jc w:val="center"/>
-        </w:trPr>
-        <w:tc>
-          <w:tcPr>
-            <w:tcW w:w="2373" w:type="dxa"/>
-            <w:vAlign w:val="center"/>
-          </w:tcPr>
-          <w:p>
-            <w:pPr>
-              <w:keepNext/>
-              <w:spacing w:before="20" w:after="20" w:line="259" w:lineRule="auto"/>
-              <w:ind w:firstLine="0"/>
-              <w:jc w:val="left"/>
-            </w:pPr>
-            <w:r>
-              <w:rPr>
-                <w:color w:val="000000"/>
-                <w:sz w:val="23"/>
-              </w:rPr>
-              <w:t>Baseline lớp phổ biến</w:t>
-            </w:r>
-          </w:p>
-        </w:tc>
-        <w:tc>
-          <w:tcPr>
-            <w:tcW w:w="1582" w:type="dxa"/>
-            <w:vAlign w:val="center"/>
-          </w:tcPr>
-          <w:p>
-            <w:pPr>
-              <w:keepNext/>
-              <w:spacing w:before="20" w:after="20" w:line="259" w:lineRule="auto"/>
-              <w:ind w:firstLine="0"/>
-              <w:jc w:val="center"/>
-            </w:pPr>
-            <w:r>
-              <w:rPr>
-                <w:color w:val="000000"/>
-                <w:sz w:val="23"/>
-              </w:rPr>
-              <w:t>[CHỜ]</w:t>
-            </w:r>
-          </w:p>
-        </w:tc>
-        <w:tc>
-          <w:tcPr>
-            <w:tcW w:w="1582" w:type="dxa"/>
-            <w:vAlign w:val="center"/>
-          </w:tcPr>
-          <w:p>
-            <w:pPr>
-              <w:keepNext/>
-              <w:spacing w:before="20" w:after="20" w:line="259" w:lineRule="auto"/>
-              <w:ind w:firstLine="0"/>
-              <w:jc w:val="center"/>
-            </w:pPr>
-            <w:r>
-              <w:rPr>
-                <w:color w:val="000000"/>
-                <w:sz w:val="23"/>
-              </w:rPr>
-              <w:t>[CHỜ]</w:t>
-            </w:r>
-          </w:p>
-        </w:tc>
-        <w:tc>
-          <w:tcPr>
-            <w:tcW w:w="1582" w:type="dxa"/>
-            <w:vAlign w:val="center"/>
-          </w:tcPr>
-          <w:p>
-            <w:pPr>
-              <w:keepNext/>
-              <w:spacing w:before="20" w:after="20" w:line="259" w:lineRule="auto"/>
-              <w:ind w:firstLine="0"/>
-              <w:jc w:val="center"/>
-            </w:pPr>
-            <w:r>
-              <w:rPr>
-                <w:color w:val="000000"/>
-                <w:sz w:val="23"/>
-              </w:rPr>
-              <w:t>[CHỜ]</w:t>
-            </w:r>
-          </w:p>
-        </w:tc>
-        <w:tc>
-          <w:tcPr>
-            <w:tcW w:w="1670" w:type="dxa"/>
-            <w:vAlign w:val="center"/>
-          </w:tcPr>
-          <w:p>
-            <w:pPr>
-              <w:keepNext/>
-              <w:spacing w:before="20" w:after="20" w:line="259" w:lineRule="auto"/>
-              <w:ind w:firstLine="0"/>
-              <w:jc w:val="center"/>
-            </w:pPr>
-            <w:r>
-              <w:rPr>
-                <w:color w:val="000000"/>
-                <w:sz w:val="23"/>
-              </w:rPr>
-              <w:t>[CHỜ]</w:t>
-            </w:r>
-          </w:p>
-        </w:tc>
-      </w:tr>
-      <w:tr>
-        <w:trPr>
-          <w:cantSplit/>
-          <w:jc w:val="center"/>
-        </w:trPr>
-        <w:tc>
-          <w:tcPr>
-            <w:tcW w:w="2373" w:type="dxa"/>
-            <w:vAlign w:val="center"/>
-          </w:tcPr>
-          <w:p>
-            <w:pPr>
-              <w:keepNext/>
-              <w:spacing w:before="20" w:after="20" w:line="259" w:lineRule="auto"/>
-              <w:ind w:firstLine="0"/>
-              <w:jc w:val="left"/>
-            </w:pPr>
-            <w:r>
-              <w:rPr>
-                <w:color w:val="000000"/>
-                <w:sz w:val="23"/>
-              </w:rPr>
-              <w:t>RNN</w:t>
-            </w:r>
-          </w:p>
-        </w:tc>
-        <w:tc>
-          <w:tcPr>
-            <w:tcW w:w="1582" w:type="dxa"/>
-            <w:vAlign w:val="center"/>
-          </w:tcPr>
-          <w:p>
-            <w:pPr>
-              <w:keepNext/>
-              <w:spacing w:before="20" w:after="20" w:line="259" w:lineRule="auto"/>
-              <w:ind w:firstLine="0"/>
-              <w:jc w:val="center"/>
-            </w:pPr>
-            <w:r>
-              <w:rPr>
-                <w:color w:val="000000"/>
-                <w:sz w:val="23"/>
-              </w:rPr>
-              <w:t>[CHỜ]</w:t>
-            </w:r>
-          </w:p>
-        </w:tc>
-        <w:tc>
-          <w:tcPr>
-            <w:tcW w:w="1582" w:type="dxa"/>
-            <w:vAlign w:val="center"/>
-          </w:tcPr>
-          <w:p>
-            <w:pPr>
-              <w:keepNext/>
-              <w:spacing w:before="20" w:after="20" w:line="259" w:lineRule="auto"/>
-              <w:ind w:firstLine="0"/>
-              <w:jc w:val="center"/>
-            </w:pPr>
-            <w:r>
-              <w:rPr>
-                <w:color w:val="000000"/>
-                <w:sz w:val="23"/>
-              </w:rPr>
-              <w:t>[CHỜ]</w:t>
-            </w:r>
-          </w:p>
-        </w:tc>
-        <w:tc>
-          <w:tcPr>
-            <w:tcW w:w="1582" w:type="dxa"/>
-            <w:vAlign w:val="center"/>
-          </w:tcPr>
-          <w:p>
-            <w:pPr>
-              <w:keepNext/>
-              <w:spacing w:before="20" w:after="20" w:line="259" w:lineRule="auto"/>
-              <w:ind w:firstLine="0"/>
-              <w:jc w:val="center"/>
-            </w:pPr>
-            <w:r>
-              <w:rPr>
-                <w:color w:val="000000"/>
-                <w:sz w:val="23"/>
-              </w:rPr>
-              <w:t>[CHỜ]</w:t>
-            </w:r>
-          </w:p>
-        </w:tc>
-        <w:tc>
-          <w:tcPr>
-            <w:tcW w:w="1670" w:type="dxa"/>
-            <w:vAlign w:val="center"/>
-          </w:tcPr>
-          <w:p>
-            <w:pPr>
-              <w:keepNext/>
-              <w:spacing w:before="20" w:after="20" w:line="259" w:lineRule="auto"/>
-              <w:ind w:firstLine="0"/>
-              <w:jc w:val="center"/>
-            </w:pPr>
-            <w:r>
-              <w:rPr>
-                <w:color w:val="000000"/>
-                <w:sz w:val="23"/>
-              </w:rPr>
-              <w:t>[CHỜ]</w:t>
-            </w:r>
-          </w:p>
-        </w:tc>
-      </w:tr>
-      <w:tr>
-        <w:trPr>
-          <w:cantSplit/>
-          <w:jc w:val="center"/>
-        </w:trPr>
-        <w:tc>
-          <w:tcPr>
-            <w:tcW w:w="2373" w:type="dxa"/>
-            <w:vAlign w:val="center"/>
-          </w:tcPr>
-          <w:p>
-            <w:pPr>
-              <w:spacing w:before="20" w:after="20" w:line="259" w:lineRule="auto"/>
-              <w:ind w:firstLine="0"/>
-              <w:jc w:val="left"/>
-            </w:pPr>
-            <w:r>
-              <w:rPr>
-                <w:color w:val="000000"/>
-                <w:sz w:val="23"/>
-              </w:rPr>
-              <w:t>TF-IDF và Logistic Regression</w:t>
-            </w:r>
-          </w:p>
-        </w:tc>
-        <w:tc>
-          <w:tcPr>
-            <w:tcW w:w="1582" w:type="dxa"/>
-            <w:vAlign w:val="center"/>
-          </w:tcPr>
-          <w:p>
-            <w:pPr>
-              <w:spacing w:before="20" w:after="20" w:line="259" w:lineRule="auto"/>
-              <w:ind w:firstLine="0"/>
-              <w:jc w:val="left"/>
-            </w:pPr>
-            <w:r>
-              <w:rPr>
-                <w:color w:val="000000"/>
-                <w:sz w:val="23"/>
-              </w:rPr>
-              <w:t>[CHỜ NẾU CHẠY]</w:t>
-            </w:r>
-          </w:p>
-        </w:tc>
-        <w:tc>
-          <w:tcPr>
-            <w:tcW w:w="1582" w:type="dxa"/>
-            <w:vAlign w:val="center"/>
-          </w:tcPr>
-          <w:p>
-            <w:pPr>
-              <w:spacing w:before="20" w:after="20" w:line="259" w:lineRule="auto"/>
-              <w:ind w:firstLine="0"/>
-              <w:jc w:val="center"/>
-            </w:pPr>
-            <w:r>
-              <w:rPr>
-                <w:color w:val="000000"/>
-                <w:sz w:val="23"/>
-              </w:rPr>
-              <w:t>[CHỜ]</w:t>
-            </w:r>
-          </w:p>
-        </w:tc>
-        <w:tc>
-          <w:tcPr>
-            <w:tcW w:w="1582" w:type="dxa"/>
-            <w:vAlign w:val="center"/>
-          </w:tcPr>
-          <w:p>
-            <w:pPr>
-              <w:spacing w:before="20" w:after="20" w:line="259" w:lineRule="auto"/>
-              <w:ind w:firstLine="0"/>
-              <w:jc w:val="center"/>
-            </w:pPr>
-            <w:r>
-              <w:rPr>
-                <w:color w:val="000000"/>
-                <w:sz w:val="23"/>
-              </w:rPr>
-              <w:t>[CHỜ]</w:t>
-            </w:r>
-          </w:p>
-        </w:tc>
-        <w:tc>
-          <w:tcPr>
-            <w:tcW w:w="1670" w:type="dxa"/>
-            <w:vAlign w:val="center"/>
-          </w:tcPr>
-          <w:p>
-            <w:pPr>
-              <w:spacing w:before="20" w:after="20" w:line="259" w:lineRule="auto"/>
-              <w:ind w:firstLine="0"/>
-              <w:jc w:val="center"/>
-            </w:pPr>
-            <w:r>
-              <w:rPr>
-                <w:color w:val="000000"/>
-                <w:sz w:val="23"/>
-              </w:rPr>
-              <w:t>[CHỜ]</w:t>
-            </w:r>
-          </w:p>
-        </w:tc>
-      </w:tr>
-    </w:tbl>
     <w:p>
       <w:pPr>
         <w:spacing w:line="240" w:lineRule="auto"/>
@@ -16739,490 +14573,10 @@
         <w:rPr>
           <w:color w:val="000000"/>
         </w:rPr>
-        <w:lastRenderedPageBreak/>
         <w:t>Bảng 3.7 Kết quả theo từng lớp cảm xúc</w:t>
       </w:r>
       <w:bookmarkEnd w:id="53"/>
     </w:p>
-    <w:tbl>
-      <w:tblPr>
-        <w:tblW w:w="0" w:type="auto"/>
-        <w:jc w:val="center"/>
-        <w:tblBorders>
-          <w:top w:val="single" w:sz="4" w:space="0" w:color="BFBFBF"/>
-          <w:left w:val="single" w:sz="4" w:space="0" w:color="BFBFBF"/>
-          <w:bottom w:val="single" w:sz="4" w:space="0" w:color="BFBFBF"/>
-          <w:right w:val="single" w:sz="4" w:space="0" w:color="BFBFBF"/>
-          <w:insideH w:val="single" w:sz="4" w:space="0" w:color="BFBFBF"/>
-          <w:insideV w:val="single" w:sz="4" w:space="0" w:color="BFBFBF"/>
-        </w:tblBorders>
-        <w:tblLayout w:type="fixed"/>
-        <w:tblCellMar>
-          <w:top w:w="80" w:type="dxa"/>
-          <w:left w:w="80" w:type="dxa"/>
-          <w:bottom w:w="80" w:type="dxa"/>
-          <w:right w:w="80" w:type="dxa"/>
-        </w:tblCellMar>
-        <w:tblLook w:val="04A0" w:firstRow="1" w:lastRow="0" w:firstColumn="1" w:lastColumn="0" w:noHBand="0" w:noVBand="1"/>
-      </w:tblPr>
-      <w:tblGrid>
-        <w:gridCol w:w="2373"/>
-        <w:gridCol w:w="1582"/>
-        <w:gridCol w:w="1582"/>
-        <w:gridCol w:w="1582"/>
-        <w:gridCol w:w="1670"/>
-      </w:tblGrid>
-      <w:tr>
-        <w:trPr>
-          <w:cantSplit/>
-          <w:tblHeader/>
-          <w:jc w:val="center"/>
-        </w:trPr>
-        <w:tc>
-          <w:tcPr>
-            <w:tcW w:w="2373" w:type="dxa"/>
-            <w:shd w:val="clear" w:color="auto" w:fill="EEEEEE"/>
-            <w:vAlign w:val="center"/>
-          </w:tcPr>
-          <w:p>
-            <w:pPr>
-              <w:keepNext/>
-              <w:spacing w:before="20" w:after="20" w:line="259" w:lineRule="auto"/>
-              <w:ind w:firstLine="0"/>
-              <w:jc w:val="left"/>
-            </w:pPr>
-            <w:r>
-              <w:rPr>
-                <w:b/>
-                <w:color w:val="000000"/>
-                <w:sz w:val="23"/>
-              </w:rPr>
-              <w:t>Lớp</w:t>
-            </w:r>
-          </w:p>
-        </w:tc>
-        <w:tc>
-          <w:tcPr>
-            <w:tcW w:w="1582" w:type="dxa"/>
-            <w:shd w:val="clear" w:color="auto" w:fill="EEEEEE"/>
-            <w:vAlign w:val="center"/>
-          </w:tcPr>
-          <w:p>
-            <w:pPr>
-              <w:keepNext/>
-              <w:spacing w:before="20" w:after="20" w:line="259" w:lineRule="auto"/>
-              <w:ind w:firstLine="0"/>
-              <w:jc w:val="left"/>
-            </w:pPr>
-            <w:r>
-              <w:rPr>
-                <w:b/>
-                <w:color w:val="000000"/>
-                <w:sz w:val="23"/>
-              </w:rPr>
-              <w:t>Precision</w:t>
-            </w:r>
-          </w:p>
-        </w:tc>
-        <w:tc>
-          <w:tcPr>
-            <w:tcW w:w="1582" w:type="dxa"/>
-            <w:shd w:val="clear" w:color="auto" w:fill="EEEEEE"/>
-            <w:vAlign w:val="center"/>
-          </w:tcPr>
-          <w:p>
-            <w:pPr>
-              <w:keepNext/>
-              <w:spacing w:before="20" w:after="20" w:line="259" w:lineRule="auto"/>
-              <w:ind w:firstLine="0"/>
-              <w:jc w:val="left"/>
-            </w:pPr>
-            <w:r>
-              <w:rPr>
-                <w:b/>
-                <w:color w:val="000000"/>
-                <w:sz w:val="23"/>
-              </w:rPr>
-              <w:t>Recall</w:t>
-            </w:r>
-          </w:p>
-        </w:tc>
-        <w:tc>
-          <w:tcPr>
-            <w:tcW w:w="1582" w:type="dxa"/>
-            <w:shd w:val="clear" w:color="auto" w:fill="EEEEEE"/>
-            <w:vAlign w:val="center"/>
-          </w:tcPr>
-          <w:p>
-            <w:pPr>
-              <w:keepNext/>
-              <w:spacing w:before="20" w:after="20" w:line="259" w:lineRule="auto"/>
-              <w:ind w:firstLine="0"/>
-              <w:jc w:val="left"/>
-            </w:pPr>
-            <w:r>
-              <w:rPr>
-                <w:b/>
-                <w:color w:val="000000"/>
-                <w:sz w:val="23"/>
-              </w:rPr>
-              <w:t>F1</w:t>
-            </w:r>
-          </w:p>
-        </w:tc>
-        <w:tc>
-          <w:tcPr>
-            <w:tcW w:w="1670" w:type="dxa"/>
-            <w:shd w:val="clear" w:color="auto" w:fill="EEEEEE"/>
-            <w:vAlign w:val="center"/>
-          </w:tcPr>
-          <w:p>
-            <w:pPr>
-              <w:keepNext/>
-              <w:spacing w:before="20" w:after="20" w:line="259" w:lineRule="auto"/>
-              <w:ind w:firstLine="0"/>
-              <w:jc w:val="left"/>
-            </w:pPr>
-            <w:r>
-              <w:rPr>
-                <w:b/>
-                <w:color w:val="000000"/>
-                <w:sz w:val="23"/>
-              </w:rPr>
-              <w:t>Support</w:t>
-            </w:r>
-          </w:p>
-        </w:tc>
-      </w:tr>
-      <w:tr>
-        <w:trPr>
-          <w:cantSplit/>
-          <w:jc w:val="center"/>
-        </w:trPr>
-        <w:tc>
-          <w:tcPr>
-            <w:tcW w:w="2373" w:type="dxa"/>
-            <w:vAlign w:val="center"/>
-          </w:tcPr>
-          <w:p>
-            <w:pPr>
-              <w:keepNext/>
-              <w:spacing w:before="20" w:after="20" w:line="259" w:lineRule="auto"/>
-              <w:ind w:firstLine="0"/>
-              <w:jc w:val="left"/>
-            </w:pPr>
-            <w:r>
-              <w:rPr>
-                <w:color w:val="000000"/>
-                <w:sz w:val="23"/>
-              </w:rPr>
-              <w:t>0 Tiêu cực</w:t>
-            </w:r>
-          </w:p>
-        </w:tc>
-        <w:tc>
-          <w:tcPr>
-            <w:tcW w:w="1582" w:type="dxa"/>
-            <w:vAlign w:val="center"/>
-          </w:tcPr>
-          <w:p>
-            <w:pPr>
-              <w:keepNext/>
-              <w:spacing w:before="20" w:after="20" w:line="259" w:lineRule="auto"/>
-              <w:ind w:firstLine="0"/>
-              <w:jc w:val="center"/>
-            </w:pPr>
-            <w:r>
-              <w:rPr>
-                <w:color w:val="000000"/>
-                <w:sz w:val="23"/>
-              </w:rPr>
-              <w:t>[CHỜ]</w:t>
-            </w:r>
-          </w:p>
-        </w:tc>
-        <w:tc>
-          <w:tcPr>
-            <w:tcW w:w="1582" w:type="dxa"/>
-            <w:vAlign w:val="center"/>
-          </w:tcPr>
-          <w:p>
-            <w:pPr>
-              <w:keepNext/>
-              <w:spacing w:before="20" w:after="20" w:line="259" w:lineRule="auto"/>
-              <w:ind w:firstLine="0"/>
-              <w:jc w:val="center"/>
-            </w:pPr>
-            <w:r>
-              <w:rPr>
-                <w:color w:val="000000"/>
-                <w:sz w:val="23"/>
-              </w:rPr>
-              <w:t>[CHỜ]</w:t>
-            </w:r>
-          </w:p>
-        </w:tc>
-        <w:tc>
-          <w:tcPr>
-            <w:tcW w:w="1582" w:type="dxa"/>
-            <w:vAlign w:val="center"/>
-          </w:tcPr>
-          <w:p>
-            <w:pPr>
-              <w:keepNext/>
-              <w:spacing w:before="20" w:after="20" w:line="259" w:lineRule="auto"/>
-              <w:ind w:firstLine="0"/>
-              <w:jc w:val="center"/>
-            </w:pPr>
-            <w:r>
-              <w:rPr>
-                <w:color w:val="000000"/>
-                <w:sz w:val="23"/>
-              </w:rPr>
-              <w:t>[CHỜ]</w:t>
-            </w:r>
-          </w:p>
-        </w:tc>
-        <w:tc>
-          <w:tcPr>
-            <w:tcW w:w="1670" w:type="dxa"/>
-            <w:vAlign w:val="center"/>
-          </w:tcPr>
-          <w:p>
-            <w:pPr>
-              <w:keepNext/>
-              <w:spacing w:before="20" w:after="20" w:line="259" w:lineRule="auto"/>
-              <w:ind w:firstLine="0"/>
-              <w:jc w:val="center"/>
-            </w:pPr>
-            <w:r>
-              <w:rPr>
-                <w:color w:val="000000"/>
-                <w:sz w:val="23"/>
-              </w:rPr>
-              <w:t>[CHỜ]</w:t>
-            </w:r>
-          </w:p>
-        </w:tc>
-      </w:tr>
-      <w:tr>
-        <w:trPr>
-          <w:cantSplit/>
-          <w:jc w:val="center"/>
-        </w:trPr>
-        <w:tc>
-          <w:tcPr>
-            <w:tcW w:w="2373" w:type="dxa"/>
-            <w:vAlign w:val="center"/>
-          </w:tcPr>
-          <w:p>
-            <w:pPr>
-              <w:keepNext/>
-              <w:spacing w:before="20" w:after="20" w:line="259" w:lineRule="auto"/>
-              <w:ind w:firstLine="0"/>
-              <w:jc w:val="left"/>
-            </w:pPr>
-            <w:r>
-              <w:rPr>
-                <w:color w:val="000000"/>
-                <w:sz w:val="23"/>
-              </w:rPr>
-              <w:t>1 Trung lập</w:t>
-            </w:r>
-          </w:p>
-        </w:tc>
-        <w:tc>
-          <w:tcPr>
-            <w:tcW w:w="1582" w:type="dxa"/>
-            <w:vAlign w:val="center"/>
-          </w:tcPr>
-          <w:p>
-            <w:pPr>
-              <w:keepNext/>
-              <w:spacing w:before="20" w:after="20" w:line="259" w:lineRule="auto"/>
-              <w:ind w:firstLine="0"/>
-              <w:jc w:val="center"/>
-            </w:pPr>
-            <w:r>
-              <w:rPr>
-                <w:color w:val="000000"/>
-                <w:sz w:val="23"/>
-              </w:rPr>
-              <w:t>[CHỜ]</w:t>
-            </w:r>
-          </w:p>
-        </w:tc>
-        <w:tc>
-          <w:tcPr>
-            <w:tcW w:w="1582" w:type="dxa"/>
-            <w:vAlign w:val="center"/>
-          </w:tcPr>
-          <w:p>
-            <w:pPr>
-              <w:keepNext/>
-              <w:spacing w:before="20" w:after="20" w:line="259" w:lineRule="auto"/>
-              <w:ind w:firstLine="0"/>
-              <w:jc w:val="center"/>
-            </w:pPr>
-            <w:r>
-              <w:rPr>
-                <w:color w:val="000000"/>
-                <w:sz w:val="23"/>
-              </w:rPr>
-              <w:t>[CHỜ]</w:t>
-            </w:r>
-          </w:p>
-        </w:tc>
-        <w:tc>
-          <w:tcPr>
-            <w:tcW w:w="1582" w:type="dxa"/>
-            <w:vAlign w:val="center"/>
-          </w:tcPr>
-          <w:p>
-            <w:pPr>
-              <w:keepNext/>
-              <w:spacing w:before="20" w:after="20" w:line="259" w:lineRule="auto"/>
-              <w:ind w:firstLine="0"/>
-              <w:jc w:val="center"/>
-            </w:pPr>
-            <w:r>
-              <w:rPr>
-                <w:color w:val="000000"/>
-                <w:sz w:val="23"/>
-              </w:rPr>
-              <w:t>[CHỜ]</w:t>
-            </w:r>
-          </w:p>
-        </w:tc>
-        <w:tc>
-          <w:tcPr>
-            <w:tcW w:w="1670" w:type="dxa"/>
-            <w:vAlign w:val="center"/>
-          </w:tcPr>
-          <w:p>
-            <w:pPr>
-              <w:keepNext/>
-              <w:spacing w:before="20" w:after="20" w:line="259" w:lineRule="auto"/>
-              <w:ind w:firstLine="0"/>
-              <w:jc w:val="center"/>
-            </w:pPr>
-            <w:r>
-              <w:rPr>
-                <w:color w:val="000000"/>
-                <w:sz w:val="23"/>
-              </w:rPr>
-              <w:t>[CHỜ]</w:t>
-            </w:r>
-          </w:p>
-        </w:tc>
-      </w:tr>
-      <w:tr>
-        <w:trPr>
-          <w:cantSplit/>
-          <w:jc w:val="center"/>
-        </w:trPr>
-        <w:tc>
-          <w:tcPr>
-            <w:tcW w:w="2373" w:type="dxa"/>
-            <w:vAlign w:val="center"/>
-          </w:tcPr>
-          <w:p>
-            <w:pPr>
-              <w:spacing w:before="20" w:after="20" w:line="259" w:lineRule="auto"/>
-              <w:ind w:firstLine="0"/>
-              <w:jc w:val="left"/>
-            </w:pPr>
-            <w:r>
-              <w:rPr>
-                <w:color w:val="000000"/>
-                <w:sz w:val="23"/>
-              </w:rPr>
-              <w:t>2 Tích cực</w:t>
-            </w:r>
-          </w:p>
-        </w:tc>
-        <w:tc>
-          <w:tcPr>
-            <w:tcW w:w="1582" w:type="dxa"/>
-            <w:vAlign w:val="center"/>
-          </w:tcPr>
-          <w:p>
-            <w:pPr>
-              <w:spacing w:before="20" w:after="20" w:line="259" w:lineRule="auto"/>
-              <w:ind w:firstLine="0"/>
-              <w:jc w:val="center"/>
-            </w:pPr>
-            <w:r>
-              <w:rPr>
-                <w:color w:val="000000"/>
-                <w:sz w:val="23"/>
-              </w:rPr>
-              <w:t>[CHỜ]</w:t>
-            </w:r>
-          </w:p>
-        </w:tc>
-        <w:tc>
-          <w:tcPr>
-            <w:tcW w:w="1582" w:type="dxa"/>
-            <w:vAlign w:val="center"/>
-          </w:tcPr>
-          <w:p>
-            <w:pPr>
-              <w:spacing w:before="20" w:after="20" w:line="259" w:lineRule="auto"/>
-              <w:ind w:firstLine="0"/>
-              <w:jc w:val="center"/>
-            </w:pPr>
-            <w:r>
-              <w:rPr>
-                <w:color w:val="000000"/>
-                <w:sz w:val="23"/>
-              </w:rPr>
-              <w:t>[CHỜ]</w:t>
-            </w:r>
-          </w:p>
-        </w:tc>
-        <w:tc>
-          <w:tcPr>
-            <w:tcW w:w="1582" w:type="dxa"/>
-            <w:vAlign w:val="center"/>
-          </w:tcPr>
-          <w:p>
-            <w:pPr>
-              <w:spacing w:before="20" w:after="20" w:line="259" w:lineRule="auto"/>
-              <w:ind w:firstLine="0"/>
-              <w:jc w:val="center"/>
-            </w:pPr>
-            <w:r>
-              <w:rPr>
-                <w:color w:val="000000"/>
-                <w:sz w:val="23"/>
-              </w:rPr>
-              <w:t>[CHỜ]</w:t>
-            </w:r>
-          </w:p>
-        </w:tc>
-        <w:tc>
-          <w:tcPr>
-            <w:tcW w:w="1670" w:type="dxa"/>
-            <w:vAlign w:val="center"/>
-          </w:tcPr>
-          <w:p>
-            <w:pPr>
-              <w:spacing w:before="20" w:after="20" w:line="259" w:lineRule="auto"/>
-              <w:ind w:firstLine="0"/>
-              <w:jc w:val="center"/>
-            </w:pPr>
-            <w:r>
-              <w:rPr>
-                <w:color w:val="000000"/>
-                <w:sz w:val="23"/>
-              </w:rPr>
-              <w:t>[CHỜ]</w:t>
-            </w:r>
-          </w:p>
-        </w:tc>
-      </w:tr>
-    </w:tbl>
     <w:p>
       <w:pPr>
         <w:spacing w:line="240" w:lineRule="auto"/>
@@ -17276,7 +14630,14 @@
         <w:rPr>
           <w:color w:val="000000"/>
         </w:rPr>
-        <w:t>Đối với lớp trung lập, Recall thấp cho thấy mô hình bỏ sót nhiều câu trung lập, còn Precision thấp cho thấy nhiều câu của lớp khác bị gán nhầm vào lớp này. Confusion matrix giúp xác định các câu trung lập thường bị nhầm sang tiêu cực hay tích cực, từ đó chọn những ví dụ cần xem xét.</w:t>
+        <w:t xml:space="preserve">Đối với lớp trung lập, Recall thấp cho thấy mô hình bỏ sót nhiều câu trung lập, còn Precision thấp cho thấy nhiều câu của lớp khác bị gán nhầm vào lớp này. </w:t>
+      </w:r>
+      <w:r>
+        <w:rPr>
+          <w:color w:val="000000"/>
+        </w:rPr>
+        <w:lastRenderedPageBreak/>
+        <w:t>Confusion matrix giúp xác định các câu trung lập thường bị nhầm sang tiêu cực hay tích cực, từ đó chọn những ví dụ cần xem xét.</w:t>
       </w:r>
     </w:p>
     <w:p>
@@ -17301,263 +14662,6 @@
       </w:r>
       <w:bookmarkEnd w:id="55"/>
     </w:p>
-    <w:tbl>
-      <w:tblPr>
-        <w:tblW w:w="0" w:type="auto"/>
-        <w:jc w:val="center"/>
-        <w:tblBorders>
-          <w:top w:val="single" w:sz="4" w:space="0" w:color="BFBFBF"/>
-          <w:left w:val="single" w:sz="4" w:space="0" w:color="BFBFBF"/>
-          <w:bottom w:val="single" w:sz="4" w:space="0" w:color="BFBFBF"/>
-          <w:right w:val="single" w:sz="4" w:space="0" w:color="BFBFBF"/>
-          <w:insideH w:val="single" w:sz="4" w:space="0" w:color="BFBFBF"/>
-          <w:insideV w:val="single" w:sz="4" w:space="0" w:color="BFBFBF"/>
-        </w:tblBorders>
-        <w:tblLayout w:type="fixed"/>
-        <w:tblCellMar>
-          <w:top w:w="80" w:type="dxa"/>
-          <w:left w:w="80" w:type="dxa"/>
-          <w:bottom w:w="80" w:type="dxa"/>
-          <w:right w:w="80" w:type="dxa"/>
-        </w:tblCellMar>
-        <w:tblLook w:val="04A0" w:firstRow="1" w:lastRow="0" w:firstColumn="1" w:lastColumn="0" w:noHBand="0" w:noVBand="1"/>
-      </w:tblPr>
-      <w:tblGrid>
-        <w:gridCol w:w="2373"/>
-        <w:gridCol w:w="1582"/>
-        <w:gridCol w:w="1582"/>
-        <w:gridCol w:w="1582"/>
-        <w:gridCol w:w="1670"/>
-      </w:tblGrid>
-      <w:tr>
-        <w:trPr>
-          <w:cantSplit/>
-          <w:tblHeader/>
-          <w:jc w:val="center"/>
-        </w:trPr>
-        <w:tc>
-          <w:tcPr>
-            <w:tcW w:w="2373" w:type="dxa"/>
-            <w:shd w:val="clear" w:color="auto" w:fill="EEEEEE"/>
-            <w:vAlign w:val="center"/>
-          </w:tcPr>
-          <w:p>
-            <w:pPr>
-              <w:keepNext/>
-              <w:spacing w:before="20" w:after="20" w:line="259" w:lineRule="auto"/>
-              <w:ind w:firstLine="0"/>
-              <w:jc w:val="left"/>
-            </w:pPr>
-            <w:r>
-              <w:rPr>
-                <w:b/>
-                <w:color w:val="000000"/>
-                <w:sz w:val="23"/>
-              </w:rPr>
-              <w:t>ID mẫu</w:t>
-            </w:r>
-          </w:p>
-        </w:tc>
-        <w:tc>
-          <w:tcPr>
-            <w:tcW w:w="1582" w:type="dxa"/>
-            <w:shd w:val="clear" w:color="auto" w:fill="EEEEEE"/>
-            <w:vAlign w:val="center"/>
-          </w:tcPr>
-          <w:p>
-            <w:pPr>
-              <w:keepNext/>
-              <w:spacing w:before="20" w:after="20" w:line="259" w:lineRule="auto"/>
-              <w:ind w:firstLine="0"/>
-              <w:jc w:val="left"/>
-            </w:pPr>
-            <w:r>
-              <w:rPr>
-                <w:b/>
-                <w:color w:val="000000"/>
-                <w:sz w:val="23"/>
-              </w:rPr>
-              <w:t>Nhãn thật</w:t>
-            </w:r>
-          </w:p>
-        </w:tc>
-        <w:tc>
-          <w:tcPr>
-            <w:tcW w:w="1582" w:type="dxa"/>
-            <w:shd w:val="clear" w:color="auto" w:fill="EEEEEE"/>
-            <w:vAlign w:val="center"/>
-          </w:tcPr>
-          <w:p>
-            <w:pPr>
-              <w:keepNext/>
-              <w:spacing w:before="20" w:after="20" w:line="259" w:lineRule="auto"/>
-              <w:ind w:firstLine="0"/>
-              <w:jc w:val="left"/>
-            </w:pPr>
-            <w:r>
-              <w:rPr>
-                <w:b/>
-                <w:color w:val="000000"/>
-                <w:sz w:val="23"/>
-              </w:rPr>
-              <w:t>Dự đoán</w:t>
-            </w:r>
-          </w:p>
-        </w:tc>
-        <w:tc>
-          <w:tcPr>
-            <w:tcW w:w="1582" w:type="dxa"/>
-            <w:shd w:val="clear" w:color="auto" w:fill="EEEEEE"/>
-            <w:vAlign w:val="center"/>
-          </w:tcPr>
-          <w:p>
-            <w:pPr>
-              <w:keepNext/>
-              <w:spacing w:before="20" w:after="20" w:line="259" w:lineRule="auto"/>
-              <w:ind w:firstLine="0"/>
-              <w:jc w:val="left"/>
-            </w:pPr>
-            <w:r>
-              <w:rPr>
-                <w:b/>
-                <w:color w:val="000000"/>
-                <w:sz w:val="23"/>
-              </w:rPr>
-              <w:t>Nhóm lỗi</w:t>
-            </w:r>
-          </w:p>
-        </w:tc>
-        <w:tc>
-          <w:tcPr>
-            <w:tcW w:w="1670" w:type="dxa"/>
-            <w:shd w:val="clear" w:color="auto" w:fill="EEEEEE"/>
-            <w:vAlign w:val="center"/>
-          </w:tcPr>
-          <w:p>
-            <w:pPr>
-              <w:keepNext/>
-              <w:spacing w:before="20" w:after="20" w:line="259" w:lineRule="auto"/>
-              <w:ind w:firstLine="0"/>
-              <w:jc w:val="left"/>
-            </w:pPr>
-            <w:r>
-              <w:rPr>
-                <w:b/>
-                <w:color w:val="000000"/>
-                <w:sz w:val="23"/>
-              </w:rPr>
-              <w:t>Dẫn chứng và nhận xét</w:t>
-            </w:r>
-          </w:p>
-        </w:tc>
-      </w:tr>
-      <w:tr>
-        <w:trPr>
-          <w:cantSplit/>
-          <w:jc w:val="center"/>
-        </w:trPr>
-        <w:tc>
-          <w:tcPr>
-            <w:tcW w:w="2373" w:type="dxa"/>
-            <w:vAlign w:val="center"/>
-          </w:tcPr>
-          <w:p>
-            <w:pPr>
-              <w:spacing w:before="20" w:after="20" w:line="259" w:lineRule="auto"/>
-              <w:ind w:firstLine="0"/>
-              <w:jc w:val="center"/>
-            </w:pPr>
-            <w:r>
-              <w:rPr>
-                <w:color w:val="000000"/>
-                <w:sz w:val="23"/>
-              </w:rPr>
-              <w:t>[CHỜ]</w:t>
-            </w:r>
-          </w:p>
-        </w:tc>
-        <w:tc>
-          <w:tcPr>
-            <w:tcW w:w="1582" w:type="dxa"/>
-            <w:vAlign w:val="center"/>
-          </w:tcPr>
-          <w:p>
-            <w:pPr>
-              <w:spacing w:before="20" w:after="20" w:line="259" w:lineRule="auto"/>
-              <w:ind w:firstLine="0"/>
-              <w:jc w:val="center"/>
-            </w:pPr>
-            <w:r>
-              <w:rPr>
-                <w:color w:val="000000"/>
-                <w:sz w:val="23"/>
-              </w:rPr>
-              <w:t>[CHỜ]</w:t>
-            </w:r>
-          </w:p>
-        </w:tc>
-        <w:tc>
-          <w:tcPr>
-            <w:tcW w:w="1582" w:type="dxa"/>
-            <w:vAlign w:val="center"/>
-          </w:tcPr>
-          <w:p>
-            <w:pPr>
-              <w:spacing w:before="20" w:after="20" w:line="259" w:lineRule="auto"/>
-              <w:ind w:firstLine="0"/>
-              <w:jc w:val="center"/>
-            </w:pPr>
-            <w:r>
-              <w:rPr>
-                <w:color w:val="000000"/>
-                <w:sz w:val="23"/>
-              </w:rPr>
-              <w:t>[CHỜ]</w:t>
-            </w:r>
-          </w:p>
-        </w:tc>
-        <w:tc>
-          <w:tcPr>
-            <w:tcW w:w="1582" w:type="dxa"/>
-            <w:vAlign w:val="center"/>
-          </w:tcPr>
-          <w:p>
-            <w:pPr>
-              <w:spacing w:before="20" w:after="20" w:line="259" w:lineRule="auto"/>
-              <w:ind w:firstLine="0"/>
-              <w:jc w:val="center"/>
-            </w:pPr>
-            <w:r>
-              <w:rPr>
-                <w:color w:val="000000"/>
-                <w:sz w:val="23"/>
-              </w:rPr>
-              <w:t>[CHỜ]</w:t>
-            </w:r>
-          </w:p>
-        </w:tc>
-        <w:tc>
-          <w:tcPr>
-            <w:tcW w:w="1670" w:type="dxa"/>
-            <w:vAlign w:val="center"/>
-          </w:tcPr>
-          <w:p>
-            <w:pPr>
-              <w:spacing w:before="20" w:after="20" w:line="259" w:lineRule="auto"/>
-              <w:ind w:firstLine="0"/>
-              <w:jc w:val="left"/>
-            </w:pPr>
-            <w:r>
-              <w:rPr>
-                <w:color w:val="000000"/>
-                <w:sz w:val="23"/>
-              </w:rPr>
-              <w:t>[CHỜ KẾT QUẢ]</w:t>
-            </w:r>
-          </w:p>
-        </w:tc>
-      </w:tr>
-    </w:tbl>
     <w:p>
       <w:pPr>
         <w:spacing w:line="240" w:lineRule="auto"/>
@@ -17568,7 +14672,6 @@
         <w:rPr>
           <w:color w:val="000000"/>
         </w:rPr>
-        <w:lastRenderedPageBreak/>
         <w:t>Ví dụ được lựa chọn theo cặp nhầm lẫn hoặc theo một quy tắc lấy mẫu cố định. Các trường hợp đúng và sai được xem xét cùng nhau để mô tả khả năng và giới hạn của mô hình. Nhãn thật vẫn là nhãn chuẩn của tập đánh giá.</w:t>
       </w:r>
     </w:p>
@@ -17596,18 +14699,6 @@
       <w:bookmarkEnd w:id="56"/>
     </w:p>
     <w:p>
-      <w:pPr>
-        <w:ind w:firstLine="0"/>
-      </w:pPr>
-      <w:r>
-        <w:rPr>
-          <w:i/>
-          <w:color w:val="000000"/>
-        </w:rPr>
-        <w:t>[CHỜ KẾT QUẢ: đối chiếu xác suất trước và sau khi lưu, nạp lại checkpoint.]</w:t>
-      </w:r>
-    </w:p>
-    <w:p>
       <w:r>
         <w:rPr>
           <w:color w:val="000000"/>
@@ -17651,7 +14742,14 @@
         <w:rPr>
           <w:color w:val="000000"/>
         </w:rPr>
-        <w:t>Một số bình luận có thể thiếu ngữ cảnh hoặc kết hợp nhiều thái độ, trong khi bài toán yêu cầu một nhãn chung. Điều này tạo khó khăn cho cả việc gán nhãn và dự đoán. Ngoài ra, số cấu hình và số seed được khảo sát quyết định phạm vi kết luận về lựa chọn mô hình và độ ổn định.</w:t>
+        <w:t xml:space="preserve">Một số bình luận có thể thiếu ngữ cảnh hoặc kết hợp nhiều thái độ, trong khi bài toán yêu cầu một nhãn chung. Điều này tạo khó khăn cho cả việc gán nhãn và dự </w:t>
+      </w:r>
+      <w:r>
+        <w:rPr>
+          <w:color w:val="000000"/>
+        </w:rPr>
+        <w:lastRenderedPageBreak/>
+        <w:t>đoán. Ngoài ra, số cấu hình và số seed được khảo sát quyết định phạm vi kết luận về lựa chọn mô hình và độ ổn định.</w:t>
       </w:r>
     </w:p>
     <w:p>
@@ -17707,589 +14805,6 @@
       </w:r>
       <w:bookmarkEnd w:id="60"/>
     </w:p>
-    <w:tbl>
-      <w:tblPr>
-        <w:tblW w:w="0" w:type="auto"/>
-        <w:jc w:val="center"/>
-        <w:tblBorders>
-          <w:top w:val="single" w:sz="4" w:space="0" w:color="BFBFBF"/>
-          <w:left w:val="single" w:sz="4" w:space="0" w:color="BFBFBF"/>
-          <w:bottom w:val="single" w:sz="4" w:space="0" w:color="BFBFBF"/>
-          <w:right w:val="single" w:sz="4" w:space="0" w:color="BFBFBF"/>
-          <w:insideH w:val="single" w:sz="4" w:space="0" w:color="BFBFBF"/>
-          <w:insideV w:val="single" w:sz="4" w:space="0" w:color="BFBFBF"/>
-        </w:tblBorders>
-        <w:tblLayout w:type="fixed"/>
-        <w:tblCellMar>
-          <w:top w:w="80" w:type="dxa"/>
-          <w:left w:w="80" w:type="dxa"/>
-          <w:bottom w:w="80" w:type="dxa"/>
-          <w:right w:w="80" w:type="dxa"/>
-        </w:tblCellMar>
-        <w:tblLook w:val="04A0" w:firstRow="1" w:lastRow="0" w:firstColumn="1" w:lastColumn="0" w:noHBand="0" w:noVBand="1"/>
-      </w:tblPr>
-      <w:tblGrid>
-        <w:gridCol w:w="879"/>
-        <w:gridCol w:w="2724"/>
-        <w:gridCol w:w="5185"/>
-      </w:tblGrid>
-      <w:tr>
-        <w:trPr>
-          <w:cantSplit/>
-          <w:tblHeader/>
-          <w:jc w:val="center"/>
-        </w:trPr>
-        <w:tc>
-          <w:tcPr>
-            <w:tcW w:w="879" w:type="dxa"/>
-            <w:shd w:val="clear" w:color="auto" w:fill="EEEEEE"/>
-            <w:vAlign w:val="center"/>
-          </w:tcPr>
-          <w:p>
-            <w:pPr>
-              <w:keepNext/>
-              <w:spacing w:before="20" w:after="20" w:line="259" w:lineRule="auto"/>
-              <w:ind w:firstLine="0"/>
-              <w:jc w:val="left"/>
-            </w:pPr>
-            <w:r>
-              <w:rPr>
-                <w:b/>
-                <w:color w:val="000000"/>
-                <w:sz w:val="23"/>
-              </w:rPr>
-              <w:t>Mã</w:t>
-            </w:r>
-          </w:p>
-        </w:tc>
-        <w:tc>
-          <w:tcPr>
-            <w:tcW w:w="2724" w:type="dxa"/>
-            <w:shd w:val="clear" w:color="auto" w:fill="EEEEEE"/>
-            <w:vAlign w:val="center"/>
-          </w:tcPr>
-          <w:p>
-            <w:pPr>
-              <w:keepNext/>
-              <w:spacing w:before="20" w:after="20" w:line="259" w:lineRule="auto"/>
-              <w:ind w:firstLine="0"/>
-              <w:jc w:val="left"/>
-            </w:pPr>
-            <w:r>
-              <w:rPr>
-                <w:b/>
-                <w:color w:val="000000"/>
-                <w:sz w:val="23"/>
-              </w:rPr>
-              <w:t>Chức năng</w:t>
-            </w:r>
-          </w:p>
-        </w:tc>
-        <w:tc>
-          <w:tcPr>
-            <w:tcW w:w="5185" w:type="dxa"/>
-            <w:shd w:val="clear" w:color="auto" w:fill="EEEEEE"/>
-            <w:vAlign w:val="center"/>
-          </w:tcPr>
-          <w:p>
-            <w:pPr>
-              <w:keepNext/>
-              <w:spacing w:before="20" w:after="20" w:line="259" w:lineRule="auto"/>
-              <w:ind w:firstLine="0"/>
-              <w:jc w:val="left"/>
-            </w:pPr>
-            <w:r>
-              <w:rPr>
-                <w:b/>
-                <w:color w:val="000000"/>
-                <w:sz w:val="23"/>
-              </w:rPr>
-              <w:t>Yêu cầu</w:t>
-            </w:r>
-          </w:p>
-        </w:tc>
-      </w:tr>
-      <w:tr>
-        <w:trPr>
-          <w:cantSplit/>
-          <w:jc w:val="center"/>
-        </w:trPr>
-        <w:tc>
-          <w:tcPr>
-            <w:tcW w:w="879" w:type="dxa"/>
-            <w:vAlign w:val="center"/>
-          </w:tcPr>
-          <w:p>
-            <w:pPr>
-              <w:keepNext/>
-              <w:spacing w:before="20" w:after="20" w:line="259" w:lineRule="auto"/>
-              <w:ind w:firstLine="0"/>
-              <w:jc w:val="left"/>
-            </w:pPr>
-            <w:r>
-              <w:rPr>
-                <w:color w:val="000000"/>
-                <w:sz w:val="23"/>
-              </w:rPr>
-              <w:t>F01</w:t>
-            </w:r>
-          </w:p>
-        </w:tc>
-        <w:tc>
-          <w:tcPr>
-            <w:tcW w:w="2724" w:type="dxa"/>
-            <w:vAlign w:val="center"/>
-          </w:tcPr>
-          <w:p>
-            <w:pPr>
-              <w:keepNext/>
-              <w:spacing w:before="20" w:after="20" w:line="259" w:lineRule="auto"/>
-              <w:ind w:firstLine="0"/>
-              <w:jc w:val="left"/>
-            </w:pPr>
-            <w:r>
-              <w:rPr>
-                <w:color w:val="000000"/>
-                <w:sz w:val="23"/>
-              </w:rPr>
-              <w:t>Nhập bình luận</w:t>
-            </w:r>
-          </w:p>
-        </w:tc>
-        <w:tc>
-          <w:tcPr>
-            <w:tcW w:w="5185" w:type="dxa"/>
-            <w:vAlign w:val="center"/>
-          </w:tcPr>
-          <w:p>
-            <w:pPr>
-              <w:keepNext/>
-              <w:spacing w:before="20" w:after="20" w:line="259" w:lineRule="auto"/>
-              <w:ind w:firstLine="0"/>
-              <w:jc w:val="left"/>
-            </w:pPr>
-            <w:r>
-              <w:rPr>
-                <w:color w:val="000000"/>
-                <w:sz w:val="23"/>
-              </w:rPr>
-              <w:t>Hiển thị đúng nội dung và dấu tiếng Việt</w:t>
-            </w:r>
-          </w:p>
-        </w:tc>
-      </w:tr>
-      <w:tr>
-        <w:trPr>
-          <w:cantSplit/>
-          <w:jc w:val="center"/>
-        </w:trPr>
-        <w:tc>
-          <w:tcPr>
-            <w:tcW w:w="879" w:type="dxa"/>
-            <w:vAlign w:val="center"/>
-          </w:tcPr>
-          <w:p>
-            <w:pPr>
-              <w:keepNext/>
-              <w:spacing w:before="20" w:after="20" w:line="259" w:lineRule="auto"/>
-              <w:ind w:firstLine="0"/>
-              <w:jc w:val="left"/>
-            </w:pPr>
-            <w:r>
-              <w:rPr>
-                <w:color w:val="000000"/>
-                <w:sz w:val="23"/>
-              </w:rPr>
-              <w:t>F02</w:t>
-            </w:r>
-          </w:p>
-        </w:tc>
-        <w:tc>
-          <w:tcPr>
-            <w:tcW w:w="2724" w:type="dxa"/>
-            <w:vAlign w:val="center"/>
-          </w:tcPr>
-          <w:p>
-            <w:pPr>
-              <w:keepNext/>
-              <w:spacing w:before="20" w:after="20" w:line="259" w:lineRule="auto"/>
-              <w:ind w:firstLine="0"/>
-              <w:jc w:val="left"/>
-            </w:pPr>
-            <w:r>
-              <w:rPr>
-                <w:color w:val="000000"/>
-                <w:sz w:val="23"/>
-              </w:rPr>
-              <w:t>Kiểm tra đầu vào</w:t>
-            </w:r>
-          </w:p>
-        </w:tc>
-        <w:tc>
-          <w:tcPr>
-            <w:tcW w:w="5185" w:type="dxa"/>
-            <w:vAlign w:val="center"/>
-          </w:tcPr>
-          <w:p>
-            <w:pPr>
-              <w:keepNext/>
-              <w:spacing w:before="20" w:after="20" w:line="259" w:lineRule="auto"/>
-              <w:ind w:firstLine="0"/>
-              <w:jc w:val="left"/>
-            </w:pPr>
-            <w:r>
-              <w:rPr>
-                <w:color w:val="000000"/>
-                <w:sz w:val="23"/>
-              </w:rPr>
-              <w:t>Yêu cầu nhập lại nếu văn bản rỗng</w:t>
-            </w:r>
-          </w:p>
-        </w:tc>
-      </w:tr>
-      <w:tr>
-        <w:trPr>
-          <w:cantSplit/>
-          <w:jc w:val="center"/>
-        </w:trPr>
-        <w:tc>
-          <w:tcPr>
-            <w:tcW w:w="879" w:type="dxa"/>
-            <w:vAlign w:val="center"/>
-          </w:tcPr>
-          <w:p>
-            <w:pPr>
-              <w:keepNext/>
-              <w:spacing w:before="20" w:after="20" w:line="259" w:lineRule="auto"/>
-              <w:ind w:firstLine="0"/>
-              <w:jc w:val="left"/>
-            </w:pPr>
-            <w:r>
-              <w:rPr>
-                <w:color w:val="000000"/>
-                <w:sz w:val="23"/>
-              </w:rPr>
-              <w:t>F03</w:t>
-            </w:r>
-          </w:p>
-        </w:tc>
-        <w:tc>
-          <w:tcPr>
-            <w:tcW w:w="2724" w:type="dxa"/>
-            <w:vAlign w:val="center"/>
-          </w:tcPr>
-          <w:p>
-            <w:pPr>
-              <w:keepNext/>
-              <w:spacing w:before="20" w:after="20" w:line="259" w:lineRule="auto"/>
-              <w:ind w:firstLine="0"/>
-              <w:jc w:val="left"/>
-            </w:pPr>
-            <w:r>
-              <w:rPr>
-                <w:color w:val="000000"/>
-                <w:sz w:val="23"/>
-              </w:rPr>
-              <w:t>Phân tích cảm xúc</w:t>
-            </w:r>
-          </w:p>
-        </w:tc>
-        <w:tc>
-          <w:tcPr>
-            <w:tcW w:w="5185" w:type="dxa"/>
-            <w:vAlign w:val="center"/>
-          </w:tcPr>
-          <w:p>
-            <w:pPr>
-              <w:keepNext/>
-              <w:spacing w:before="20" w:after="20" w:line="259" w:lineRule="auto"/>
-              <w:ind w:firstLine="0"/>
-              <w:jc w:val="left"/>
-            </w:pPr>
-            <w:r>
-              <w:rPr>
-                <w:color w:val="000000"/>
-                <w:sz w:val="23"/>
-              </w:rPr>
-              <w:t>Dự đoán bằng checkpoint RNN đã nạp</w:t>
-            </w:r>
-          </w:p>
-        </w:tc>
-      </w:tr>
-      <w:tr>
-        <w:trPr>
-          <w:cantSplit/>
-          <w:jc w:val="center"/>
-        </w:trPr>
-        <w:tc>
-          <w:tcPr>
-            <w:tcW w:w="879" w:type="dxa"/>
-            <w:vAlign w:val="center"/>
-          </w:tcPr>
-          <w:p>
-            <w:pPr>
-              <w:keepNext/>
-              <w:spacing w:before="20" w:after="20" w:line="259" w:lineRule="auto"/>
-              <w:ind w:firstLine="0"/>
-              <w:jc w:val="left"/>
-            </w:pPr>
-            <w:r>
-              <w:rPr>
-                <w:color w:val="000000"/>
-                <w:sz w:val="23"/>
-              </w:rPr>
-              <w:t>F04</w:t>
-            </w:r>
-          </w:p>
-        </w:tc>
-        <w:tc>
-          <w:tcPr>
-            <w:tcW w:w="2724" w:type="dxa"/>
-            <w:vAlign w:val="center"/>
-          </w:tcPr>
-          <w:p>
-            <w:pPr>
-              <w:keepNext/>
-              <w:spacing w:before="20" w:after="20" w:line="259" w:lineRule="auto"/>
-              <w:ind w:firstLine="0"/>
-              <w:jc w:val="left"/>
-            </w:pPr>
-            <w:r>
-              <w:rPr>
-                <w:color w:val="000000"/>
-                <w:sz w:val="23"/>
-              </w:rPr>
-              <w:t>Hiển thị kết quả</w:t>
-            </w:r>
-          </w:p>
-        </w:tc>
-        <w:tc>
-          <w:tcPr>
-            <w:tcW w:w="5185" w:type="dxa"/>
-            <w:vAlign w:val="center"/>
-          </w:tcPr>
-          <w:p>
-            <w:pPr>
-              <w:keepNext/>
-              <w:spacing w:before="20" w:after="20" w:line="259" w:lineRule="auto"/>
-              <w:ind w:firstLine="0"/>
-              <w:jc w:val="left"/>
-            </w:pPr>
-            <w:r>
-              <w:rPr>
-                <w:color w:val="000000"/>
-                <w:sz w:val="23"/>
-              </w:rPr>
-              <w:t>Nhãn và ba xác suất đúng thứ tự</w:t>
-            </w:r>
-          </w:p>
-        </w:tc>
-      </w:tr>
-      <w:tr>
-        <w:trPr>
-          <w:cantSplit/>
-          <w:jc w:val="center"/>
-        </w:trPr>
-        <w:tc>
-          <w:tcPr>
-            <w:tcW w:w="879" w:type="dxa"/>
-            <w:vAlign w:val="center"/>
-          </w:tcPr>
-          <w:p>
-            <w:pPr>
-              <w:keepNext/>
-              <w:spacing w:before="20" w:after="20" w:line="259" w:lineRule="auto"/>
-              <w:ind w:firstLine="0"/>
-              <w:jc w:val="left"/>
-            </w:pPr>
-            <w:r>
-              <w:rPr>
-                <w:color w:val="000000"/>
-                <w:sz w:val="23"/>
-              </w:rPr>
-              <w:t>F05</w:t>
-            </w:r>
-          </w:p>
-        </w:tc>
-        <w:tc>
-          <w:tcPr>
-            <w:tcW w:w="2724" w:type="dxa"/>
-            <w:vAlign w:val="center"/>
-          </w:tcPr>
-          <w:p>
-            <w:pPr>
-              <w:keepNext/>
-              <w:spacing w:before="20" w:after="20" w:line="259" w:lineRule="auto"/>
-              <w:ind w:firstLine="0"/>
-              <w:jc w:val="left"/>
-            </w:pPr>
-            <w:r>
-              <w:rPr>
-                <w:color w:val="000000"/>
-                <w:sz w:val="23"/>
-              </w:rPr>
-              <w:t>Xử lý câu dài</w:t>
-            </w:r>
-          </w:p>
-        </w:tc>
-        <w:tc>
-          <w:tcPr>
-            <w:tcW w:w="5185" w:type="dxa"/>
-            <w:vAlign w:val="center"/>
-          </w:tcPr>
-          <w:p>
-            <w:pPr>
-              <w:keepNext/>
-              <w:spacing w:before="20" w:after="20" w:line="259" w:lineRule="auto"/>
-              <w:ind w:firstLine="0"/>
-              <w:jc w:val="left"/>
-            </w:pPr>
-            <w:r>
-              <w:rPr>
-                <w:color w:val="000000"/>
-                <w:sz w:val="23"/>
-              </w:rPr>
-              <w:t>Thông báo khi nội dung bị cắt ngắn</w:t>
-            </w:r>
-          </w:p>
-        </w:tc>
-      </w:tr>
-      <w:tr>
-        <w:trPr>
-          <w:cantSplit/>
-          <w:jc w:val="center"/>
-        </w:trPr>
-        <w:tc>
-          <w:tcPr>
-            <w:tcW w:w="879" w:type="dxa"/>
-            <w:vAlign w:val="center"/>
-          </w:tcPr>
-          <w:p>
-            <w:pPr>
-              <w:keepNext/>
-              <w:spacing w:before="20" w:after="20" w:line="259" w:lineRule="auto"/>
-              <w:ind w:firstLine="0"/>
-              <w:jc w:val="left"/>
-            </w:pPr>
-            <w:r>
-              <w:rPr>
-                <w:color w:val="000000"/>
-                <w:sz w:val="23"/>
-              </w:rPr>
-              <w:t>F06</w:t>
-            </w:r>
-          </w:p>
-        </w:tc>
-        <w:tc>
-          <w:tcPr>
-            <w:tcW w:w="2724" w:type="dxa"/>
-            <w:vAlign w:val="center"/>
-          </w:tcPr>
-          <w:p>
-            <w:pPr>
-              <w:keepNext/>
-              <w:spacing w:before="20" w:after="20" w:line="259" w:lineRule="auto"/>
-              <w:ind w:firstLine="0"/>
-              <w:jc w:val="left"/>
-            </w:pPr>
-            <w:r>
-              <w:rPr>
-                <w:color w:val="000000"/>
-                <w:sz w:val="23"/>
-              </w:rPr>
-              <w:t>Thử ví dụ</w:t>
-            </w:r>
-          </w:p>
-        </w:tc>
-        <w:tc>
-          <w:tcPr>
-            <w:tcW w:w="5185" w:type="dxa"/>
-            <w:vAlign w:val="center"/>
-          </w:tcPr>
-          <w:p>
-            <w:pPr>
-              <w:keepNext/>
-              <w:spacing w:before="20" w:after="20" w:line="259" w:lineRule="auto"/>
-              <w:ind w:firstLine="0"/>
-              <w:jc w:val="left"/>
-            </w:pPr>
-            <w:r>
-              <w:rPr>
-                <w:color w:val="000000"/>
-                <w:sz w:val="23"/>
-              </w:rPr>
-              <w:t>Cho phép nhập hoặc chọn câu minh họa</w:t>
-            </w:r>
-          </w:p>
-        </w:tc>
-      </w:tr>
-      <w:tr>
-        <w:trPr>
-          <w:cantSplit/>
-          <w:jc w:val="center"/>
-        </w:trPr>
-        <w:tc>
-          <w:tcPr>
-            <w:tcW w:w="879" w:type="dxa"/>
-            <w:vAlign w:val="center"/>
-          </w:tcPr>
-          <w:p>
-            <w:pPr>
-              <w:spacing w:before="20" w:after="20" w:line="259" w:lineRule="auto"/>
-              <w:ind w:firstLine="0"/>
-              <w:jc w:val="left"/>
-            </w:pPr>
-            <w:r>
-              <w:rPr>
-                <w:color w:val="000000"/>
-                <w:sz w:val="23"/>
-              </w:rPr>
-              <w:t>F07</w:t>
-            </w:r>
-          </w:p>
-        </w:tc>
-        <w:tc>
-          <w:tcPr>
-            <w:tcW w:w="2724" w:type="dxa"/>
-            <w:vAlign w:val="center"/>
-          </w:tcPr>
-          <w:p>
-            <w:pPr>
-              <w:spacing w:before="20" w:after="20" w:line="259" w:lineRule="auto"/>
-              <w:ind w:firstLine="0"/>
-              <w:jc w:val="left"/>
-            </w:pPr>
-            <w:r>
-              <w:rPr>
-                <w:color w:val="000000"/>
-                <w:sz w:val="23"/>
-              </w:rPr>
-              <w:t>Thông báo lỗi</w:t>
-            </w:r>
-          </w:p>
-        </w:tc>
-        <w:tc>
-          <w:tcPr>
-            <w:tcW w:w="5185" w:type="dxa"/>
-            <w:vAlign w:val="center"/>
-          </w:tcPr>
-          <w:p>
-            <w:pPr>
-              <w:spacing w:before="20" w:after="20" w:line="259" w:lineRule="auto"/>
-              <w:ind w:firstLine="0"/>
-              <w:jc w:val="left"/>
-            </w:pPr>
-            <w:r>
-              <w:rPr>
-                <w:color w:val="000000"/>
-                <w:sz w:val="23"/>
-              </w:rPr>
-              <w:t>Báo rõ khi không nạp được tài nguyên</w:t>
-            </w:r>
-          </w:p>
-        </w:tc>
-      </w:tr>
-    </w:tbl>
     <w:p>
       <w:pPr>
         <w:spacing w:line="240" w:lineRule="auto"/>
@@ -18336,7 +14851,6 @@
         <w:rPr>
           <w:noProof/>
         </w:rPr>
-        <w:lastRenderedPageBreak/>
         <w:drawing>
           <wp:inline distT="0" distB="0" distL="0" distR="0" wp14:anchorId="49B3DE63" wp14:editId="14674D44">
             <wp:extent cx="5472000" cy="2553600"/>
@@ -18392,6 +14906,7 @@
         <w:rPr>
           <w:color w:val="000000"/>
         </w:rPr>
+        <w:lastRenderedPageBreak/>
         <w:t>Mô hình được nạp và giữ bằng cơ chế cache tài nguyên. Cache giúp tái sử dụng đối tượng đã nạp khi Streamlit chạy lại script sau tương tác của người dùng, nhờ đó hạn chế việc tải mô hình lặp lại [10]. Checkpoint và các tài nguyên đi kèm được chuẩn bị ở máy chạy ứng dụng.</w:t>
       </w:r>
     </w:p>
@@ -18462,7 +14977,6 @@
         <w:rPr>
           <w:color w:val="000000"/>
         </w:rPr>
-        <w:lastRenderedPageBreak/>
         <w:t>Ba xác suất cho phép quan sát mức chênh lệch giữa các lớp. Nếu hai giá trị lớn nhất gần nhau, đầu ra thể hiện sự khó phân biệt giữa hai lớp. Ngưỡng cảnh báo, nếu được sử dụng, sẽ được kiểm tra trên Validation.</w:t>
       </w:r>
     </w:p>
@@ -18497,6 +15011,7 @@
         <w:rPr>
           <w:rFonts w:ascii="Times New Roman" w:eastAsia="Times New Roman" w:hAnsi="Times New Roman"/>
         </w:rPr>
+        <w:lastRenderedPageBreak/>
         <w:t>4.5 Kiểm thử ứng dụng</w:t>
       </w:r>
       <w:bookmarkEnd w:id="65"/>
@@ -18523,989 +15038,6 @@
       </w:r>
       <w:bookmarkEnd w:id="66"/>
     </w:p>
-    <w:tbl>
-      <w:tblPr>
-        <w:tblW w:w="0" w:type="auto"/>
-        <w:jc w:val="center"/>
-        <w:tblBorders>
-          <w:top w:val="single" w:sz="4" w:space="0" w:color="BFBFBF"/>
-          <w:left w:val="single" w:sz="4" w:space="0" w:color="BFBFBF"/>
-          <w:bottom w:val="single" w:sz="4" w:space="0" w:color="BFBFBF"/>
-          <w:right w:val="single" w:sz="4" w:space="0" w:color="BFBFBF"/>
-          <w:insideH w:val="single" w:sz="4" w:space="0" w:color="BFBFBF"/>
-          <w:insideV w:val="single" w:sz="4" w:space="0" w:color="BFBFBF"/>
-        </w:tblBorders>
-        <w:tblLayout w:type="fixed"/>
-        <w:tblCellMar>
-          <w:top w:w="80" w:type="dxa"/>
-          <w:left w:w="80" w:type="dxa"/>
-          <w:bottom w:w="80" w:type="dxa"/>
-          <w:right w:w="80" w:type="dxa"/>
-        </w:tblCellMar>
-        <w:tblLook w:val="04A0" w:firstRow="1" w:lastRow="0" w:firstColumn="1" w:lastColumn="0" w:noHBand="0" w:noVBand="1"/>
-      </w:tblPr>
-      <w:tblGrid>
-        <w:gridCol w:w="1131"/>
-        <w:gridCol w:w="3407"/>
-        <w:gridCol w:w="3120"/>
-        <w:gridCol w:w="1131"/>
-      </w:tblGrid>
-      <w:tr>
-        <w:trPr>
-          <w:cantSplit/>
-          <w:tblHeader/>
-          <w:jc w:val="center"/>
-        </w:trPr>
-        <w:tc>
-          <w:tcPr>
-            <w:tcW w:w="1131" w:type="dxa"/>
-            <w:shd w:val="clear" w:color="auto" w:fill="EEEEEE"/>
-            <w:vAlign w:val="center"/>
-          </w:tcPr>
-          <w:p>
-            <w:pPr>
-              <w:spacing w:before="20" w:after="20" w:line="259" w:lineRule="auto"/>
-              <w:ind w:firstLine="0"/>
-              <w:jc w:val="left"/>
-            </w:pPr>
-            <w:r>
-              <w:rPr>
-                <w:b/>
-                <w:color w:val="000000"/>
-                <w:sz w:val="23"/>
-              </w:rPr>
-              <w:t>Ca</w:t>
-            </w:r>
-          </w:p>
-        </w:tc>
-        <w:tc>
-          <w:tcPr>
-            <w:tcW w:w="3407" w:type="dxa"/>
-            <w:shd w:val="clear" w:color="auto" w:fill="EEEEEE"/>
-            <w:vAlign w:val="center"/>
-          </w:tcPr>
-          <w:p>
-            <w:pPr>
-              <w:spacing w:before="20" w:after="20" w:line="259" w:lineRule="auto"/>
-              <w:ind w:firstLine="0"/>
-              <w:jc w:val="left"/>
-            </w:pPr>
-            <w:r>
-              <w:rPr>
-                <w:b/>
-                <w:color w:val="000000"/>
-                <w:sz w:val="23"/>
-              </w:rPr>
-              <w:t>Đầu vào hoặc điều kiện</w:t>
-            </w:r>
-          </w:p>
-        </w:tc>
-        <w:tc>
-          <w:tcPr>
-            <w:tcW w:w="3120" w:type="dxa"/>
-            <w:shd w:val="clear" w:color="auto" w:fill="EEEEEE"/>
-            <w:vAlign w:val="center"/>
-          </w:tcPr>
-          <w:p>
-            <w:pPr>
-              <w:spacing w:before="20" w:after="20" w:line="259" w:lineRule="auto"/>
-              <w:ind w:firstLine="0"/>
-              <w:jc w:val="left"/>
-            </w:pPr>
-            <w:r>
-              <w:rPr>
-                <w:b/>
-                <w:color w:val="000000"/>
-                <w:sz w:val="23"/>
-              </w:rPr>
-              <w:t>Hành vi mong đợi</w:t>
-            </w:r>
-          </w:p>
-        </w:tc>
-        <w:tc>
-          <w:tcPr>
-            <w:tcW w:w="1131" w:type="dxa"/>
-            <w:shd w:val="clear" w:color="auto" w:fill="EEEEEE"/>
-            <w:vAlign w:val="center"/>
-          </w:tcPr>
-          <w:p>
-            <w:pPr>
-              <w:spacing w:before="20" w:after="20" w:line="259" w:lineRule="auto"/>
-              <w:ind w:firstLine="0"/>
-              <w:jc w:val="left"/>
-            </w:pPr>
-            <w:r>
-              <w:rPr>
-                <w:b/>
-                <w:color w:val="000000"/>
-                <w:sz w:val="23"/>
-              </w:rPr>
-              <w:t>Kết quả</w:t>
-            </w:r>
-          </w:p>
-        </w:tc>
-      </w:tr>
-      <w:tr>
-        <w:trPr>
-          <w:cantSplit/>
-          <w:jc w:val="center"/>
-        </w:trPr>
-        <w:tc>
-          <w:tcPr>
-            <w:tcW w:w="1131" w:type="dxa"/>
-            <w:vAlign w:val="center"/>
-          </w:tcPr>
-          <w:p>
-            <w:pPr>
-              <w:spacing w:before="20" w:after="20" w:line="259" w:lineRule="auto"/>
-              <w:ind w:firstLine="0"/>
-              <w:jc w:val="left"/>
-            </w:pPr>
-            <w:r>
-              <w:rPr>
-                <w:color w:val="000000"/>
-                <w:sz w:val="23"/>
-              </w:rPr>
-              <w:t>T01</w:t>
-            </w:r>
-          </w:p>
-        </w:tc>
-        <w:tc>
-          <w:tcPr>
-            <w:tcW w:w="3407" w:type="dxa"/>
-            <w:vAlign w:val="center"/>
-          </w:tcPr>
-          <w:p>
-            <w:pPr>
-              <w:spacing w:before="20" w:after="20" w:line="259" w:lineRule="auto"/>
-              <w:ind w:firstLine="0"/>
-              <w:jc w:val="left"/>
-            </w:pPr>
-            <w:r>
-              <w:rPr>
-                <w:color w:val="000000"/>
-                <w:sz w:val="23"/>
-              </w:rPr>
-              <w:t>Văn bản rỗng hoặc toàn khoảng trắng</w:t>
-            </w:r>
-          </w:p>
-        </w:tc>
-        <w:tc>
-          <w:tcPr>
-            <w:tcW w:w="3120" w:type="dxa"/>
-            <w:vAlign w:val="center"/>
-          </w:tcPr>
-          <w:p>
-            <w:pPr>
-              <w:spacing w:before="20" w:after="20" w:line="259" w:lineRule="auto"/>
-              <w:ind w:firstLine="0"/>
-              <w:jc w:val="left"/>
-            </w:pPr>
-            <w:r>
-              <w:rPr>
-                <w:color w:val="000000"/>
-                <w:sz w:val="23"/>
-              </w:rPr>
-              <w:t>Yêu cầu nhập nội dung</w:t>
-            </w:r>
-          </w:p>
-        </w:tc>
-        <w:tc>
-          <w:tcPr>
-            <w:tcW w:w="1131" w:type="dxa"/>
-            <w:vAlign w:val="center"/>
-          </w:tcPr>
-          <w:p>
-            <w:pPr>
-              <w:spacing w:before="20" w:after="20" w:line="259" w:lineRule="auto"/>
-              <w:ind w:firstLine="0"/>
-              <w:jc w:val="center"/>
-            </w:pPr>
-            <w:r>
-              <w:rPr>
-                <w:color w:val="000000"/>
-                <w:sz w:val="23"/>
-              </w:rPr>
-              <w:t>[CHỜ]</w:t>
-            </w:r>
-          </w:p>
-        </w:tc>
-      </w:tr>
-      <w:tr>
-        <w:trPr>
-          <w:cantSplit/>
-          <w:jc w:val="center"/>
-        </w:trPr>
-        <w:tc>
-          <w:tcPr>
-            <w:tcW w:w="1131" w:type="dxa"/>
-            <w:vAlign w:val="center"/>
-          </w:tcPr>
-          <w:p>
-            <w:pPr>
-              <w:spacing w:before="20" w:after="20" w:line="259" w:lineRule="auto"/>
-              <w:ind w:firstLine="0"/>
-              <w:jc w:val="left"/>
-            </w:pPr>
-            <w:r>
-              <w:rPr>
-                <w:color w:val="000000"/>
-                <w:sz w:val="23"/>
-              </w:rPr>
-              <w:t>T02</w:t>
-            </w:r>
-          </w:p>
-        </w:tc>
-        <w:tc>
-          <w:tcPr>
-            <w:tcW w:w="3407" w:type="dxa"/>
-            <w:vAlign w:val="center"/>
-          </w:tcPr>
-          <w:p>
-            <w:pPr>
-              <w:spacing w:before="20" w:after="20" w:line="259" w:lineRule="auto"/>
-              <w:ind w:firstLine="0"/>
-              <w:jc w:val="left"/>
-            </w:pPr>
-            <w:r>
-              <w:rPr>
-                <w:color w:val="000000"/>
-                <w:sz w:val="23"/>
-              </w:rPr>
-              <w:t>Văn bản chỉ có dấu câu</w:t>
-            </w:r>
-          </w:p>
-        </w:tc>
-        <w:tc>
-          <w:tcPr>
-            <w:tcW w:w="3120" w:type="dxa"/>
-            <w:vAlign w:val="center"/>
-          </w:tcPr>
-          <w:p>
-            <w:pPr>
-              <w:spacing w:before="20" w:after="20" w:line="259" w:lineRule="auto"/>
-              <w:ind w:firstLine="0"/>
-              <w:jc w:val="left"/>
-            </w:pPr>
-            <w:r>
-              <w:rPr>
-                <w:color w:val="000000"/>
-                <w:sz w:val="23"/>
-              </w:rPr>
-              <w:t>Không dự đoán nếu chuẩn hóa thành rỗng</w:t>
-            </w:r>
-          </w:p>
-        </w:tc>
-        <w:tc>
-          <w:tcPr>
-            <w:tcW w:w="1131" w:type="dxa"/>
-            <w:vAlign w:val="center"/>
-          </w:tcPr>
-          <w:p>
-            <w:pPr>
-              <w:spacing w:before="20" w:after="20" w:line="259" w:lineRule="auto"/>
-              <w:ind w:firstLine="0"/>
-              <w:jc w:val="center"/>
-            </w:pPr>
-            <w:r>
-              <w:rPr>
-                <w:color w:val="000000"/>
-                <w:sz w:val="23"/>
-              </w:rPr>
-              <w:t>[CHỜ]</w:t>
-            </w:r>
-          </w:p>
-        </w:tc>
-      </w:tr>
-      <w:tr>
-        <w:trPr>
-          <w:cantSplit/>
-          <w:jc w:val="center"/>
-        </w:trPr>
-        <w:tc>
-          <w:tcPr>
-            <w:tcW w:w="1131" w:type="dxa"/>
-            <w:vAlign w:val="center"/>
-          </w:tcPr>
-          <w:p>
-            <w:pPr>
-              <w:spacing w:before="20" w:after="20" w:line="259" w:lineRule="auto"/>
-              <w:ind w:firstLine="0"/>
-              <w:jc w:val="left"/>
-            </w:pPr>
-            <w:r>
-              <w:rPr>
-                <w:color w:val="000000"/>
-                <w:sz w:val="23"/>
-              </w:rPr>
-              <w:t>T03</w:t>
-            </w:r>
-          </w:p>
-        </w:tc>
-        <w:tc>
-          <w:tcPr>
-            <w:tcW w:w="3407" w:type="dxa"/>
-            <w:vAlign w:val="center"/>
-          </w:tcPr>
-          <w:p>
-            <w:pPr>
-              <w:spacing w:before="20" w:after="20" w:line="259" w:lineRule="auto"/>
-              <w:ind w:firstLine="0"/>
-              <w:jc w:val="left"/>
-            </w:pPr>
-            <w:r>
-              <w:rPr>
-                <w:color w:val="000000"/>
-                <w:sz w:val="23"/>
-              </w:rPr>
-              <w:t>Văn bản có dấu, các dạng Unicode tương đương</w:t>
-            </w:r>
-          </w:p>
-        </w:tc>
-        <w:tc>
-          <w:tcPr>
-            <w:tcW w:w="3120" w:type="dxa"/>
-            <w:vAlign w:val="center"/>
-          </w:tcPr>
-          <w:p>
-            <w:pPr>
-              <w:spacing w:before="20" w:after="20" w:line="259" w:lineRule="auto"/>
-              <w:ind w:firstLine="0"/>
-              <w:jc w:val="left"/>
-            </w:pPr>
-            <w:r>
-              <w:rPr>
-                <w:color w:val="000000"/>
-                <w:sz w:val="23"/>
-              </w:rPr>
-              <w:t>Chuẩn hóa nhất quán</w:t>
-            </w:r>
-          </w:p>
-        </w:tc>
-        <w:tc>
-          <w:tcPr>
-            <w:tcW w:w="1131" w:type="dxa"/>
-            <w:vAlign w:val="center"/>
-          </w:tcPr>
-          <w:p>
-            <w:pPr>
-              <w:spacing w:before="20" w:after="20" w:line="259" w:lineRule="auto"/>
-              <w:ind w:firstLine="0"/>
-              <w:jc w:val="center"/>
-            </w:pPr>
-            <w:r>
-              <w:rPr>
-                <w:color w:val="000000"/>
-                <w:sz w:val="23"/>
-              </w:rPr>
-              <w:t>[CHỜ]</w:t>
-            </w:r>
-          </w:p>
-        </w:tc>
-      </w:tr>
-      <w:tr>
-        <w:trPr>
-          <w:cantSplit/>
-          <w:jc w:val="center"/>
-        </w:trPr>
-        <w:tc>
-          <w:tcPr>
-            <w:tcW w:w="1131" w:type="dxa"/>
-            <w:vAlign w:val="center"/>
-          </w:tcPr>
-          <w:p>
-            <w:pPr>
-              <w:spacing w:before="20" w:after="20" w:line="259" w:lineRule="auto"/>
-              <w:ind w:firstLine="0"/>
-              <w:jc w:val="left"/>
-            </w:pPr>
-            <w:r>
-              <w:rPr>
-                <w:color w:val="000000"/>
-                <w:sz w:val="23"/>
-              </w:rPr>
-              <w:t>T04</w:t>
-            </w:r>
-          </w:p>
-        </w:tc>
-        <w:tc>
-          <w:tcPr>
-            <w:tcW w:w="3407" w:type="dxa"/>
-            <w:vAlign w:val="center"/>
-          </w:tcPr>
-          <w:p>
-            <w:pPr>
-              <w:spacing w:before="20" w:after="20" w:line="259" w:lineRule="auto"/>
-              <w:ind w:firstLine="0"/>
-              <w:jc w:val="left"/>
-            </w:pPr>
-            <w:r>
-              <w:rPr>
-                <w:color w:val="000000"/>
-                <w:sz w:val="23"/>
-              </w:rPr>
-              <w:t>Có token chưa gặp</w:t>
-            </w:r>
-          </w:p>
-        </w:tc>
-        <w:tc>
-          <w:tcPr>
-            <w:tcW w:w="3120" w:type="dxa"/>
-            <w:vAlign w:val="center"/>
-          </w:tcPr>
-          <w:p>
-            <w:pPr>
-              <w:spacing w:before="20" w:after="20" w:line="259" w:lineRule="auto"/>
-              <w:ind w:firstLine="0"/>
-              <w:jc w:val="left"/>
-            </w:pPr>
-            <w:r>
-              <w:rPr>
-                <w:color w:val="000000"/>
-                <w:sz w:val="23"/>
-              </w:rPr>
-              <w:t>Xử lý bằng OOV, không phát sinh lỗi</w:t>
-            </w:r>
-          </w:p>
-        </w:tc>
-        <w:tc>
-          <w:tcPr>
-            <w:tcW w:w="1131" w:type="dxa"/>
-            <w:vAlign w:val="center"/>
-          </w:tcPr>
-          <w:p>
-            <w:pPr>
-              <w:spacing w:before="20" w:after="20" w:line="259" w:lineRule="auto"/>
-              <w:ind w:firstLine="0"/>
-              <w:jc w:val="center"/>
-            </w:pPr>
-            <w:r>
-              <w:rPr>
-                <w:color w:val="000000"/>
-                <w:sz w:val="23"/>
-              </w:rPr>
-              <w:t>[CHỜ]</w:t>
-            </w:r>
-          </w:p>
-        </w:tc>
-      </w:tr>
-      <w:tr>
-        <w:trPr>
-          <w:cantSplit/>
-          <w:jc w:val="center"/>
-        </w:trPr>
-        <w:tc>
-          <w:tcPr>
-            <w:tcW w:w="1131" w:type="dxa"/>
-            <w:vAlign w:val="center"/>
-          </w:tcPr>
-          <w:p>
-            <w:pPr>
-              <w:spacing w:before="20" w:after="20" w:line="259" w:lineRule="auto"/>
-              <w:ind w:firstLine="0"/>
-              <w:jc w:val="left"/>
-            </w:pPr>
-            <w:r>
-              <w:rPr>
-                <w:color w:val="000000"/>
-                <w:sz w:val="23"/>
-              </w:rPr>
-              <w:t>T05</w:t>
-            </w:r>
-          </w:p>
-        </w:tc>
-        <w:tc>
-          <w:tcPr>
-            <w:tcW w:w="3407" w:type="dxa"/>
-            <w:vAlign w:val="center"/>
-          </w:tcPr>
-          <w:p>
-            <w:pPr>
-              <w:spacing w:before="20" w:after="20" w:line="259" w:lineRule="auto"/>
-              <w:ind w:firstLine="0"/>
-              <w:jc w:val="left"/>
-            </w:pPr>
-            <w:r>
-              <w:rPr>
-                <w:color w:val="000000"/>
-                <w:sz w:val="23"/>
-              </w:rPr>
-              <w:t>Câu dài hơn L</w:t>
-            </w:r>
-          </w:p>
-        </w:tc>
-        <w:tc>
-          <w:tcPr>
-            <w:tcW w:w="3120" w:type="dxa"/>
-            <w:vAlign w:val="center"/>
-          </w:tcPr>
-          <w:p>
-            <w:pPr>
-              <w:spacing w:before="20" w:after="20" w:line="259" w:lineRule="auto"/>
-              <w:ind w:firstLine="0"/>
-              <w:jc w:val="left"/>
-            </w:pPr>
-            <w:r>
-              <w:rPr>
-                <w:color w:val="000000"/>
-                <w:sz w:val="23"/>
-              </w:rPr>
-              <w:t>Cắt đúng quy tắc và thông báo</w:t>
-            </w:r>
-          </w:p>
-        </w:tc>
-        <w:tc>
-          <w:tcPr>
-            <w:tcW w:w="1131" w:type="dxa"/>
-            <w:vAlign w:val="center"/>
-          </w:tcPr>
-          <w:p>
-            <w:pPr>
-              <w:spacing w:before="20" w:after="20" w:line="259" w:lineRule="auto"/>
-              <w:ind w:firstLine="0"/>
-              <w:jc w:val="center"/>
-            </w:pPr>
-            <w:r>
-              <w:rPr>
-                <w:color w:val="000000"/>
-                <w:sz w:val="23"/>
-              </w:rPr>
-              <w:t>[CHỜ]</w:t>
-            </w:r>
-          </w:p>
-        </w:tc>
-      </w:tr>
-      <w:tr>
-        <w:trPr>
-          <w:cantSplit/>
-          <w:jc w:val="center"/>
-        </w:trPr>
-        <w:tc>
-          <w:tcPr>
-            <w:tcW w:w="1131" w:type="dxa"/>
-            <w:vAlign w:val="center"/>
-          </w:tcPr>
-          <w:p>
-            <w:pPr>
-              <w:spacing w:before="20" w:after="20" w:line="259" w:lineRule="auto"/>
-              <w:ind w:firstLine="0"/>
-              <w:jc w:val="left"/>
-            </w:pPr>
-            <w:r>
-              <w:rPr>
-                <w:color w:val="000000"/>
-                <w:sz w:val="23"/>
-              </w:rPr>
-              <w:t>T06</w:t>
-            </w:r>
-          </w:p>
-        </w:tc>
-        <w:tc>
-          <w:tcPr>
-            <w:tcW w:w="3407" w:type="dxa"/>
-            <w:vAlign w:val="center"/>
-          </w:tcPr>
-          <w:p>
-            <w:pPr>
-              <w:spacing w:before="20" w:after="20" w:line="259" w:lineRule="auto"/>
-              <w:ind w:firstLine="0"/>
-              <w:jc w:val="left"/>
-            </w:pPr>
-            <w:r>
-              <w:rPr>
-                <w:color w:val="000000"/>
-                <w:sz w:val="23"/>
-              </w:rPr>
-              <w:t>Cùng câu qua CLI và giao diện</w:t>
-            </w:r>
-          </w:p>
-        </w:tc>
-        <w:tc>
-          <w:tcPr>
-            <w:tcW w:w="3120" w:type="dxa"/>
-            <w:vAlign w:val="center"/>
-          </w:tcPr>
-          <w:p>
-            <w:pPr>
-              <w:spacing w:before="20" w:after="20" w:line="259" w:lineRule="auto"/>
-              <w:ind w:firstLine="0"/>
-              <w:jc w:val="left"/>
-            </w:pPr>
-            <w:r>
-              <w:rPr>
-                <w:color w:val="000000"/>
-                <w:sz w:val="23"/>
-              </w:rPr>
-              <w:t>Token, nhãn và xác suất khớp nhau</w:t>
-            </w:r>
-          </w:p>
-        </w:tc>
-        <w:tc>
-          <w:tcPr>
-            <w:tcW w:w="1131" w:type="dxa"/>
-            <w:vAlign w:val="center"/>
-          </w:tcPr>
-          <w:p>
-            <w:pPr>
-              <w:spacing w:before="20" w:after="20" w:line="259" w:lineRule="auto"/>
-              <w:ind w:firstLine="0"/>
-              <w:jc w:val="center"/>
-            </w:pPr>
-            <w:r>
-              <w:rPr>
-                <w:color w:val="000000"/>
-                <w:sz w:val="23"/>
-              </w:rPr>
-              <w:t>[CHỜ]</w:t>
-            </w:r>
-          </w:p>
-        </w:tc>
-      </w:tr>
-      <w:tr>
-        <w:trPr>
-          <w:cantSplit/>
-          <w:jc w:val="center"/>
-        </w:trPr>
-        <w:tc>
-          <w:tcPr>
-            <w:tcW w:w="1131" w:type="dxa"/>
-            <w:vAlign w:val="center"/>
-          </w:tcPr>
-          <w:p>
-            <w:pPr>
-              <w:spacing w:before="20" w:after="20" w:line="259" w:lineRule="auto"/>
-              <w:ind w:firstLine="0"/>
-              <w:jc w:val="left"/>
-            </w:pPr>
-            <w:r>
-              <w:rPr>
-                <w:color w:val="000000"/>
-                <w:sz w:val="23"/>
-              </w:rPr>
-              <w:t>T07</w:t>
-            </w:r>
-          </w:p>
-        </w:tc>
-        <w:tc>
-          <w:tcPr>
-            <w:tcW w:w="3407" w:type="dxa"/>
-            <w:vAlign w:val="center"/>
-          </w:tcPr>
-          <w:p>
-            <w:pPr>
-              <w:spacing w:before="20" w:after="20" w:line="259" w:lineRule="auto"/>
-              <w:ind w:firstLine="0"/>
-              <w:jc w:val="left"/>
-            </w:pPr>
-            <w:r>
-              <w:rPr>
-                <w:color w:val="000000"/>
-                <w:sz w:val="23"/>
-              </w:rPr>
-              <w:t>Khởi động lại ứng dụng</w:t>
-            </w:r>
-          </w:p>
-        </w:tc>
-        <w:tc>
-          <w:tcPr>
-            <w:tcW w:w="3120" w:type="dxa"/>
-            <w:vAlign w:val="center"/>
-          </w:tcPr>
-          <w:p>
-            <w:pPr>
-              <w:spacing w:before="20" w:after="20" w:line="259" w:lineRule="auto"/>
-              <w:ind w:firstLine="0"/>
-              <w:jc w:val="left"/>
-            </w:pPr>
-            <w:r>
-              <w:rPr>
-                <w:color w:val="000000"/>
-                <w:sz w:val="23"/>
-              </w:rPr>
-              <w:t>Nạp lại được checkpoint</w:t>
-            </w:r>
-          </w:p>
-        </w:tc>
-        <w:tc>
-          <w:tcPr>
-            <w:tcW w:w="1131" w:type="dxa"/>
-            <w:vAlign w:val="center"/>
-          </w:tcPr>
-          <w:p>
-            <w:pPr>
-              <w:spacing w:before="20" w:after="20" w:line="259" w:lineRule="auto"/>
-              <w:ind w:firstLine="0"/>
-              <w:jc w:val="center"/>
-            </w:pPr>
-            <w:r>
-              <w:rPr>
-                <w:color w:val="000000"/>
-                <w:sz w:val="23"/>
-              </w:rPr>
-              <w:t>[CHỜ]</w:t>
-            </w:r>
-          </w:p>
-        </w:tc>
-      </w:tr>
-      <w:tr>
-        <w:trPr>
-          <w:cantSplit/>
-          <w:jc w:val="center"/>
-        </w:trPr>
-        <w:tc>
-          <w:tcPr>
-            <w:tcW w:w="1131" w:type="dxa"/>
-            <w:vAlign w:val="center"/>
-          </w:tcPr>
-          <w:p>
-            <w:pPr>
-              <w:spacing w:before="20" w:after="20" w:line="259" w:lineRule="auto"/>
-              <w:ind w:firstLine="0"/>
-              <w:jc w:val="left"/>
-            </w:pPr>
-            <w:r>
-              <w:rPr>
-                <w:color w:val="000000"/>
-                <w:sz w:val="23"/>
-              </w:rPr>
-              <w:t>T08</w:t>
-            </w:r>
-          </w:p>
-        </w:tc>
-        <w:tc>
-          <w:tcPr>
-            <w:tcW w:w="3407" w:type="dxa"/>
-            <w:vAlign w:val="center"/>
-          </w:tcPr>
-          <w:p>
-            <w:pPr>
-              <w:spacing w:before="20" w:after="20" w:line="259" w:lineRule="auto"/>
-              <w:ind w:firstLine="0"/>
-              <w:jc w:val="left"/>
-            </w:pPr>
-            <w:r>
-              <w:rPr>
-                <w:color w:val="000000"/>
-                <w:sz w:val="23"/>
-              </w:rPr>
-              <w:t>Ngắt mạng khi đã đủ tài nguyên</w:t>
-            </w:r>
-          </w:p>
-        </w:tc>
-        <w:tc>
-          <w:tcPr>
-            <w:tcW w:w="3120" w:type="dxa"/>
-            <w:vAlign w:val="center"/>
-          </w:tcPr>
-          <w:p>
-            <w:pPr>
-              <w:spacing w:before="20" w:after="20" w:line="259" w:lineRule="auto"/>
-              <w:ind w:firstLine="0"/>
-              <w:jc w:val="left"/>
-            </w:pPr>
-            <w:r>
-              <w:rPr>
-                <w:color w:val="000000"/>
-                <w:sz w:val="23"/>
-              </w:rPr>
-              <w:t>Khởi động và dự đoán cục bộ</w:t>
-            </w:r>
-          </w:p>
-        </w:tc>
-        <w:tc>
-          <w:tcPr>
-            <w:tcW w:w="1131" w:type="dxa"/>
-            <w:vAlign w:val="center"/>
-          </w:tcPr>
-          <w:p>
-            <w:pPr>
-              <w:spacing w:before="20" w:after="20" w:line="259" w:lineRule="auto"/>
-              <w:ind w:firstLine="0"/>
-              <w:jc w:val="center"/>
-            </w:pPr>
-            <w:r>
-              <w:rPr>
-                <w:color w:val="000000"/>
-                <w:sz w:val="23"/>
-              </w:rPr>
-              <w:t>[CHỜ]</w:t>
-            </w:r>
-          </w:p>
-        </w:tc>
-      </w:tr>
-      <w:tr>
-        <w:trPr>
-          <w:cantSplit/>
-          <w:jc w:val="center"/>
-        </w:trPr>
-        <w:tc>
-          <w:tcPr>
-            <w:tcW w:w="1131" w:type="dxa"/>
-            <w:vAlign w:val="center"/>
-          </w:tcPr>
-          <w:p>
-            <w:pPr>
-              <w:spacing w:before="20" w:after="20" w:line="259" w:lineRule="auto"/>
-              <w:ind w:firstLine="0"/>
-              <w:jc w:val="left"/>
-            </w:pPr>
-            <w:r>
-              <w:rPr>
-                <w:color w:val="000000"/>
-                <w:sz w:val="23"/>
-              </w:rPr>
-              <w:t>T09</w:t>
-            </w:r>
-          </w:p>
-        </w:tc>
-        <w:tc>
-          <w:tcPr>
-            <w:tcW w:w="3407" w:type="dxa"/>
-            <w:vAlign w:val="center"/>
-          </w:tcPr>
-          <w:p>
-            <w:pPr>
-              <w:spacing w:before="20" w:after="20" w:line="259" w:lineRule="auto"/>
-              <w:ind w:firstLine="0"/>
-              <w:jc w:val="left"/>
-            </w:pPr>
-            <w:r>
-              <w:rPr>
-                <w:color w:val="000000"/>
-                <w:sz w:val="23"/>
-              </w:rPr>
-              <w:t>Thiếu checkpoint</w:t>
-            </w:r>
-          </w:p>
-        </w:tc>
-        <w:tc>
-          <w:tcPr>
-            <w:tcW w:w="3120" w:type="dxa"/>
-            <w:vAlign w:val="center"/>
-          </w:tcPr>
-          <w:p>
-            <w:pPr>
-              <w:spacing w:before="20" w:after="20" w:line="259" w:lineRule="auto"/>
-              <w:ind w:firstLine="0"/>
-              <w:jc w:val="left"/>
-            </w:pPr>
-            <w:r>
-              <w:rPr>
-                <w:color w:val="000000"/>
-                <w:sz w:val="23"/>
-              </w:rPr>
-              <w:t>Thông báo lỗi tài nguyên</w:t>
-            </w:r>
-          </w:p>
-        </w:tc>
-        <w:tc>
-          <w:tcPr>
-            <w:tcW w:w="1131" w:type="dxa"/>
-            <w:vAlign w:val="center"/>
-          </w:tcPr>
-          <w:p>
-            <w:pPr>
-              <w:spacing w:before="20" w:after="20" w:line="259" w:lineRule="auto"/>
-              <w:ind w:firstLine="0"/>
-              <w:jc w:val="center"/>
-            </w:pPr>
-            <w:r>
-              <w:rPr>
-                <w:color w:val="000000"/>
-                <w:sz w:val="23"/>
-              </w:rPr>
-              <w:t>[CHỜ]</w:t>
-            </w:r>
-          </w:p>
-        </w:tc>
-      </w:tr>
-      <w:tr>
-        <w:trPr>
-          <w:cantSplit/>
-          <w:jc w:val="center"/>
-        </w:trPr>
-        <w:tc>
-          <w:tcPr>
-            <w:tcW w:w="1131" w:type="dxa"/>
-            <w:vAlign w:val="center"/>
-          </w:tcPr>
-          <w:p>
-            <w:pPr>
-              <w:spacing w:before="20" w:after="20" w:line="259" w:lineRule="auto"/>
-              <w:ind w:firstLine="0"/>
-              <w:jc w:val="left"/>
-            </w:pPr>
-            <w:r>
-              <w:rPr>
-                <w:color w:val="000000"/>
-                <w:sz w:val="23"/>
-              </w:rPr>
-              <w:t>T10</w:t>
-            </w:r>
-          </w:p>
-        </w:tc>
-        <w:tc>
-          <w:tcPr>
-            <w:tcW w:w="3407" w:type="dxa"/>
-            <w:vAlign w:val="center"/>
-          </w:tcPr>
-          <w:p>
-            <w:pPr>
-              <w:spacing w:before="20" w:after="20" w:line="259" w:lineRule="auto"/>
-              <w:ind w:firstLine="0"/>
-              <w:jc w:val="left"/>
-            </w:pPr>
-            <w:r>
-              <w:rPr>
-                <w:color w:val="000000"/>
-                <w:sz w:val="23"/>
-              </w:rPr>
-              <w:t>Một đầu ra hợp lệ</w:t>
-            </w:r>
-          </w:p>
-        </w:tc>
-        <w:tc>
-          <w:tcPr>
-            <w:tcW w:w="3120" w:type="dxa"/>
-            <w:vAlign w:val="center"/>
-          </w:tcPr>
-          <w:p>
-            <w:pPr>
-              <w:spacing w:before="20" w:after="20" w:line="259" w:lineRule="auto"/>
-              <w:ind w:firstLine="0"/>
-              <w:jc w:val="left"/>
-            </w:pPr>
-            <w:r>
-              <w:rPr>
-                <w:color w:val="000000"/>
-                <w:sz w:val="23"/>
-              </w:rPr>
-              <w:t>Ba xác suất hữu hạn, tổng xấp xỉ 1</w:t>
-            </w:r>
-          </w:p>
-        </w:tc>
-        <w:tc>
-          <w:tcPr>
-            <w:tcW w:w="1131" w:type="dxa"/>
-            <w:vAlign w:val="center"/>
-          </w:tcPr>
-          <w:p>
-            <w:pPr>
-              <w:spacing w:before="20" w:after="20" w:line="259" w:lineRule="auto"/>
-              <w:ind w:firstLine="0"/>
-              <w:jc w:val="center"/>
-            </w:pPr>
-            <w:r>
-              <w:rPr>
-                <w:color w:val="000000"/>
-                <w:sz w:val="23"/>
-              </w:rPr>
-              <w:t>[CHỜ]</w:t>
-            </w:r>
-          </w:p>
-        </w:tc>
-      </w:tr>
-    </w:tbl>
     <w:p>
       <w:pPr>
         <w:spacing w:line="240" w:lineRule="auto"/>
@@ -19516,7 +15048,6 @@
         <w:rPr>
           <w:color w:val="000000"/>
         </w:rPr>
-        <w:lastRenderedPageBreak/>
         <w:t>Lỗi phân loại và lỗi ứng dụng được ghi nhận riêng. Dự đoán sai nhãn có thể là hạn chế của mô hình, còn hiển thị nhầm tên lớp hoặc dùng sai tiền xử lý là lỗi tích hợp. Cách phân biệt này giúp xác định đúng thành phần cần sửa.</w:t>
       </w:r>
     </w:p>
@@ -19576,7 +15107,25 @@
           <w:color w:val="000000"/>
           <w:sz w:val="20"/>
         </w:rPr>
-        <w:t>python -m src.predict --text "Thầy giảng rất dễ hiểu"</w:t>
+        <w:t xml:space="preserve">python -m </w:t>
+      </w:r>
+      <w:proofErr w:type="gramStart"/>
+      <w:r>
+        <w:rPr>
+          <w:rFonts w:ascii="Courier New" w:hAnsi="Courier New"/>
+          <w:color w:val="000000"/>
+          <w:sz w:val="20"/>
+        </w:rPr>
+        <w:t>src.predict</w:t>
+      </w:r>
+      <w:proofErr w:type="gramEnd"/>
+      <w:r>
+        <w:rPr>
+          <w:rFonts w:ascii="Courier New" w:hAnsi="Courier New"/>
+          <w:color w:val="000000"/>
+          <w:sz w:val="20"/>
+        </w:rPr>
+        <w:t xml:space="preserve"> --text "Thầy giảng rất dễ hiểu"</w:t>
       </w:r>
     </w:p>
     <w:p>
@@ -19637,6 +15186,7 @@
         <w:rPr>
           <w:color w:val="000000"/>
         </w:rPr>
+        <w:lastRenderedPageBreak/>
         <w:t>Một nhãn chung cũng chưa mô tả hết bình luận có nhiều khía cạnh, chẳng hạn khen giảng viên nhưng phàn nàn tài liệu. Phân tích cảm xúc theo khía cạnh là hướng mở rộng phù hợp, đồng thời cần dữ liệu gán nhãn và cách đánh giá riêng.</w:t>
       </w:r>
     </w:p>
@@ -31925,7 +27475,6 @@
       <w:rFonts w:cs="Times New Roman"/>
       <w:sz w:val="24"/>
       <w:szCs w:val="24"/>
-      <w:lang/>
     </w:rPr>
   </w:style>
   <w:style w:type="paragraph" w:styleId="NormalWeb">
@@ -31943,7 +27492,6 @@
       <w:rFonts w:cs="Times New Roman"/>
       <w:sz w:val="24"/>
       <w:szCs w:val="24"/>
-      <w:lang/>
     </w:rPr>
   </w:style>
 </w:styles>
